--- a/downloads/workbook/ai-6-week-23.docx
+++ b/downloads/workbook/ai-6-week-23.docx
@@ -961,6 +961,178 @@
         <w:t>Project connection: For the Grounded Learning Service, retain an annotated trace and the changed-case result. Name the contract or evidence that makes the deciding step valid, so another team can review it.</w:t>
       </w:r>
     </w:p>
+    <w:p>
+      <w:pPr>
+        <w:pStyle w:val="Heading1"/>
+      </w:pPr>
+      <w:r>
+        <w:t>13. Project portfolio milestone</w:t>
+      </w:r>
+    </w:p>
+    <w:p>
+      <w:r>
+        <w:t>Project: Grounded Learning Service</w:t>
+      </w:r>
+    </w:p>
+    <w:p>
+      <w:r>
+        <w:t>Current milestone: Evaluate and revise. Compare with your starting method, explain errors and record a justified revision.</w:t>
+      </w:r>
+    </w:p>
+    <w:p>
+      <w:r>
+        <w:t>For the Grounded Learning Service, retain an annotated trace and the changed-case result. Name the contract or evidence that makes the deciding step valid, so another team can review it.</w:t>
+      </w:r>
+    </w:p>
+    <w:tbl>
+      <w:tblPr>
+        <w:tblStyle w:val="LightShading-Accent1"/>
+        <w:tblW w:type="auto" w:w="0"/>
+        <w:tblLook w:firstColumn="1" w:firstRow="1" w:lastColumn="0" w:lastRow="0" w:noHBand="0" w:noVBand="1" w:val="04A0"/>
+      </w:tblPr>
+      <w:tblGrid>
+        <w:gridCol w:w="5112"/>
+        <w:gridCol w:w="5112"/>
+      </w:tblGrid>
+      <w:tr>
+        <w:trPr>
+          <w:tblHeader/>
+        </w:trPr>
+        <w:tc>
+          <w:tcPr>
+            <w:tcW w:type="dxa" w:w="5112"/>
+          </w:tcPr>
+          <w:p>
+            <w:r>
+              <w:t>Evidence to keep</w:t>
+            </w:r>
+          </w:p>
+        </w:tc>
+        <w:tc>
+          <w:tcPr>
+            <w:tcW w:type="dxa" w:w="5112"/>
+          </w:tcPr>
+          <w:p>
+            <w:r>
+              <w:t>My record</w:t>
+            </w:r>
+          </w:p>
+        </w:tc>
+      </w:tr>
+      <w:tr>
+        <w:tc>
+          <w:tcPr>
+            <w:tcW w:type="dxa" w:w="5112"/>
+          </w:tcPr>
+          <w:p>
+            <w:r>
+              <w:t>This week’s input and deciding step</w:t>
+            </w:r>
+          </w:p>
+        </w:tc>
+        <w:tc>
+          <w:tcPr>
+            <w:tcW w:type="dxa" w:w="5112"/>
+          </w:tcPr>
+          <w:p>
+            <w:r/>
+          </w:p>
+        </w:tc>
+      </w:tr>
+      <w:tr>
+        <w:tc>
+          <w:tcPr>
+            <w:tcW w:type="dxa" w:w="5112"/>
+          </w:tcPr>
+          <w:p>
+            <w:r>
+              <w:t>Prediction and actual result (or labelled paper trace)</w:t>
+            </w:r>
+          </w:p>
+        </w:tc>
+        <w:tc>
+          <w:tcPr>
+            <w:tcW w:type="dxa" w:w="5112"/>
+          </w:tcPr>
+          <w:p>
+            <w:r/>
+          </w:p>
+        </w:tc>
+      </w:tr>
+      <w:tr>
+        <w:tc>
+          <w:tcPr>
+            <w:tcW w:type="dxa" w:w="5112"/>
+          </w:tcPr>
+          <w:p>
+            <w:r>
+              <w:t>One change since the previous checkpoint and why</w:t>
+            </w:r>
+          </w:p>
+        </w:tc>
+        <w:tc>
+          <w:tcPr>
+            <w:tcW w:type="dxa" w:w="5112"/>
+          </w:tcPr>
+          <w:p>
+            <w:r/>
+          </w:p>
+        </w:tc>
+      </w:tr>
+      <w:tr>
+        <w:tc>
+          <w:tcPr>
+            <w:tcW w:type="dxa" w:w="5112"/>
+          </w:tcPr>
+          <w:p>
+            <w:r>
+              <w:t>One error or limit and the next test</w:t>
+            </w:r>
+          </w:p>
+        </w:tc>
+        <w:tc>
+          <w:tcPr>
+            <w:tcW w:type="dxa" w:w="5112"/>
+          </w:tcPr>
+          <w:p>
+            <w:r/>
+          </w:p>
+        </w:tc>
+      </w:tr>
+    </w:tbl>
+    <w:p>
+      <w:pPr>
+        <w:pStyle w:val="Heading3"/>
+      </w:pPr>
+      <w:r>
+        <w:t>Explain what this week adds to your project. Reuse last week’s record rather than starting again.</w:t>
+      </w:r>
+    </w:p>
+    <w:p>
+      <w:r>
+        <w:t>________________________________________________________________</w:t>
+      </w:r>
+    </w:p>
+    <w:p>
+      <w:r>
+        <w:t>________________________________________________________________</w:t>
+      </w:r>
+    </w:p>
+    <w:p>
+      <w:r>
+        <w:t>________________________________________________________________</w:t>
+      </w:r>
+    </w:p>
+    <w:p>
+      <w:r>
+        <w:t>________________________________________________________________</w:t>
+      </w:r>
+    </w:p>
+    <w:p>
+      <w:r>
+        <w:t>________________________________________________________________</w:t>
+      </w:r>
+    </w:p>
     <w:sectPr>
       <w:pgSz w:w="12240" w:h="15840"/>
       <w:pgMar w:top="936" w:right="1008" w:bottom="936" w:left="1008" w:header="720" w:footer="720" w:gutter="0"/>

--- a/downloads/workbook/ai-6-week-23.docx
+++ b/downloads/workbook/ai-6-week-23.docx
@@ -1133,6 +1133,235 @@
         <w:t>________________________________________________________________</w:t>
       </w:r>
     </w:p>
+    <w:p>
+      <w:pPr>
+        <w:pStyle w:val="Heading1"/>
+      </w:pPr>
+      <w:r>
+        <w:t>14. Supported practice and learning evidence</w:t>
+      </w:r>
+    </w:p>
+    <w:p>
+      <w:r>
+        <w:t>Use this supported practice once, in the browser or on paper. Keep the reserved independent assessment for a separate first attempt before teacher feedback.</w:t>
+      </w:r>
+    </w:p>
+    <w:p>
+      <w:r>
+        <w:t>Separate rehearsal and live service. Staging rehearses a new answer version with fictional records; production serves approved school records.</w:t>
+      </w:r>
+    </w:p>
+    <w:p>
+      <w:pPr>
+        <w:pStyle w:val="Heading3"/>
+      </w:pPr>
+      <w:r>
+        <w:t>Practice 1: explain the deciding evidence</w:t>
+      </w:r>
+    </w:p>
+    <w:p>
+      <w:r>
+        <w:t>Which labelled step matches this detail? A passing rehearsal supports release review, not automatic promotion.</w:t>
+      </w:r>
+    </w:p>
+    <w:p>
+      <w:r>
+        <w:t>1. Use staging data</w:t>
+      </w:r>
+    </w:p>
+    <w:p>
+      <w:r>
+        <w:t>2. Check actual connection</w:t>
+      </w:r>
+    </w:p>
+    <w:p>
+      <w:r>
+        <w:t>3. Review evidence</w:t>
+      </w:r>
+    </w:p>
+    <w:p>
+      <w:pPr>
+        <w:pStyle w:val="Heading3"/>
+      </w:pPr>
+      <w:r>
+        <w:t>My selected conclusion, deciding fact and explanation</w:t>
+      </w:r>
+    </w:p>
+    <w:p>
+      <w:r>
+        <w:t>________________________________________________________________</w:t>
+      </w:r>
+    </w:p>
+    <w:p>
+      <w:r>
+        <w:t>________________________________________________________________</w:t>
+      </w:r>
+    </w:p>
+    <w:p>
+      <w:r>
+        <w:t>________________________________________________________________</w:t>
+      </w:r>
+    </w:p>
+    <w:p>
+      <w:r>
+        <w:t>________________________________________________________________</w:t>
+      </w:r>
+    </w:p>
+    <w:p>
+      <w:r>
+        <w:t>________________________________________________________________</w:t>
+      </w:r>
+    </w:p>
+    <w:p>
+      <w:r>
+        <w:t>Hint if needed: Read the steps in the pictorial case. Match the supplied detail to the stage that performs or records it.</w:t>
+      </w:r>
+    </w:p>
+    <w:p>
+      <w:r>
+        <w:t>After your attempt, compare with the supported explanation: Review evidence A passing rehearsal supports release review, not automatic promotion. An environment includes code, configuration, permissions and data. A staging label alone cannot create separation.</w:t>
+      </w:r>
+    </w:p>
+    <w:p>
+      <w:pPr>
+        <w:pStyle w:val="Heading3"/>
+      </w:pPr>
+      <w:r>
+        <w:t>Practice 2: explain the deciding evidence</w:t>
+      </w:r>
+    </w:p>
+    <w:p>
+      <w:r>
+        <w:t>Changed-case practice: Point staging at the production credential. Which conclusion is supported by the supplied facts?</w:t>
+      </w:r>
+    </w:p>
+    <w:p>
+      <w:r>
+        <w:t>1. This one example guarantees correct results for every future input.</w:t>
+      </w:r>
+    </w:p>
+    <w:p>
+      <w:r>
+        <w:t>2. We can decide the result without examining the changed input or the procedure.</w:t>
+      </w:r>
+    </w:p>
+    <w:p>
+      <w:r>
+        <w:t>3. Stop the rehearsal because its separation boundary is breached.</w:t>
+      </w:r>
+    </w:p>
+    <w:p>
+      <w:pPr>
+        <w:pStyle w:val="Heading3"/>
+      </w:pPr>
+      <w:r>
+        <w:t>My selected conclusion, deciding fact and explanation</w:t>
+      </w:r>
+    </w:p>
+    <w:p>
+      <w:r>
+        <w:t>________________________________________________________________</w:t>
+      </w:r>
+    </w:p>
+    <w:p>
+      <w:r>
+        <w:t>________________________________________________________________</w:t>
+      </w:r>
+    </w:p>
+    <w:p>
+      <w:r>
+        <w:t>________________________________________________________________</w:t>
+      </w:r>
+    </w:p>
+    <w:p>
+      <w:r>
+        <w:t>________________________________________________________________</w:t>
+      </w:r>
+    </w:p>
+    <w:p>
+      <w:r>
+        <w:t>________________________________________________________________</w:t>
+      </w:r>
+    </w:p>
+    <w:p>
+      <w:r>
+        <w:t>Hint if needed: Use the changed condition and the deciding step in the pictorial trace. The answer must say what follows from those facts.</w:t>
+      </w:r>
+    </w:p>
+    <w:p>
+      <w:r>
+        <w:t>After your attempt, compare with the supported explanation: Stop the rehearsal because its separation boundary is breached. Actual access matters more than the environment label.</w:t>
+      </w:r>
+    </w:p>
+    <w:p>
+      <w:pPr>
+        <w:pStyle w:val="Heading3"/>
+      </w:pPr>
+      <w:r>
+        <w:t>Repair a missing building block</w:t>
+      </w:r>
+    </w:p>
+    <w:p>
+      <w:r>
+        <w:t>Review Queues and asynchronous work (ai-6/22). Goal: Explain the mechanism and terminology of queues and asynchronous work. Short practice: Explain what the queued J12 submission response proves and what it does not. Which event permits succeeded status, and what status is honest after a worker crash?. Return to this week and explain what you changed.</w:t>
+      </w:r>
+    </w:p>
+    <w:p>
+      <w:r>
+        <w:t>Review Data retention and deletion (ai-6/20). Goal: Explain the mechanism and terminology of data retention and deletion. Short practice: Apply the seven-day boundary to T1 and T2. How many T2 locations need verification, and may deletion be called complete if its backup remains?. Return to this week and explain what you changed.</w:t>
+      </w:r>
+    </w:p>
+    <w:p>
+      <w:r>
+        <w:t>Review External side effects and recovery (ai-6/17). Goal: Explain the mechanism and terminology of external side effects and recovery. Short practice: Distinguish a missing printer acknowledgement from confirmed failure. What should happen if J6 is complete, and what evidence changes when J6 is reliably reported absent?. Return to this week and explain what you changed.</w:t>
+      </w:r>
+    </w:p>
+    <w:p>
+      <w:pPr>
+        <w:pStyle w:val="Heading3"/>
+      </w:pPr>
+      <w:r>
+        <w:t>Keep your completed work</w:t>
+      </w:r>
+    </w:p>
+    <w:p>
+      <w:r>
+        <w:t>Use Download completed work in the hosted lesson to export your answers, reflections, practice feedback and code-run evidence. Open the HTML copy to read or print it. Drafts stay in this browser when storage is available; clear drafts on a shared device.</w:t>
+      </w:r>
+    </w:p>
+    <w:p>
+      <w:pPr>
+        <w:pStyle w:val="Heading3"/>
+      </w:pPr>
+      <w:r>
+        <w:t>What I repaired, the evidence I kept and the next test</w:t>
+      </w:r>
+    </w:p>
+    <w:p>
+      <w:r>
+        <w:t>________________________________________________________________</w:t>
+      </w:r>
+    </w:p>
+    <w:p>
+      <w:r>
+        <w:t>________________________________________________________________</w:t>
+      </w:r>
+    </w:p>
+    <w:p>
+      <w:r>
+        <w:t>________________________________________________________________</w:t>
+      </w:r>
+    </w:p>
+    <w:p>
+      <w:r>
+        <w:t>________________________________________________________________</w:t>
+      </w:r>
+    </w:p>
+    <w:p>
+      <w:r>
+        <w:t>________________________________________________________________</w:t>
+      </w:r>
+    </w:p>
     <w:sectPr>
       <w:pgSz w:w="12240" w:h="15840"/>
       <w:pgMar w:top="936" w:right="1008" w:bottom="936" w:left="1008" w:header="720" w:footer="720" w:gutter="0"/>

--- a/downloads/workbook/ai-6-week-23.docx
+++ b/downloads/workbook/ai-6-week-23.docx
@@ -30,33 +30,45 @@
     </w:p>
     <w:p>
       <w:r>
-        <w:t>Try the recall before opening notes. Then use a different colour or a labelled second line to correct your explanation.</w:t>
+        <w:t>Record your starting explanation for Deployment environments before opening notes. Show any later correction separately.</w:t>
       </w:r>
     </w:p>
     <w:p>
       <w:pPr>
-        <w:pStyle w:val="Heading3"/>
-      </w:pPr>
-      <w:r>
-        <w:t>Queues and asynchronous work</w:t>
+        <w:spacing w:line="336" w:lineRule="auto" w:after="180"/>
+      </w:pPr>
+      <w:r>
+        <w:rPr>
+          <w:b w:val="0"/>
+        </w:rPr>
+        <w:t>Try the recall before opening notes. Then use a different colour or a labelled second line to correct your explanation.</w:t>
       </w:r>
     </w:p>
     <w:p>
-      <w:r>
-        <w:t>Without opening the old lesson, explain one key idea from Queues and asynchronous work. Give an example and a mistake that the idea helps you avoid.</w:t>
+      <w:pPr>
+        <w:pStyle w:val="Heading3"/>
+      </w:pPr>
+      <w:r>
+        <w:t>Queues and asynchronous work</w:t>
       </w:r>
     </w:p>
     <w:p>
       <w:pPr>
-        <w:pStyle w:val="Heading3"/>
-      </w:pPr>
-      <w:r>
-        <w:t>My remembered idea, example and correction</w:t>
+        <w:spacing w:line="336" w:lineRule="auto" w:after="180"/>
+      </w:pPr>
+      <w:r>
+        <w:rPr>
+          <w:b w:val="0"/>
+        </w:rPr>
+        <w:t>Without opening the old lesson, explain one key idea from Queues and asynchronous work. Give an example and a mistake that the idea helps you avoid.</w:t>
       </w:r>
     </w:p>
     <w:p>
-      <w:r>
-        <w:t>________________________________________________________________</w:t>
+      <w:pPr>
+        <w:pStyle w:val="Heading3"/>
+      </w:pPr>
+      <w:r>
+        <w:t>My remembered idea, example and correction</w:t>
       </w:r>
     </w:p>
     <w:p>
@@ -70,29 +82,35 @@
       </w:r>
     </w:p>
     <w:p>
-      <w:pPr>
-        <w:pStyle w:val="Heading3"/>
-      </w:pPr>
-      <w:r>
-        <w:t>Data retention and deletion</w:t>
+      <w:r>
+        <w:t>________________________________________________________________</w:t>
       </w:r>
     </w:p>
     <w:p>
-      <w:r>
-        <w:t>Without opening the old lesson, explain one key idea from Data retention and deletion. Give an example and a mistake that the idea helps you avoid.</w:t>
+      <w:pPr>
+        <w:pStyle w:val="Heading3"/>
+      </w:pPr>
+      <w:r>
+        <w:t>Data retention and deletion</w:t>
       </w:r>
     </w:p>
     <w:p>
       <w:pPr>
-        <w:pStyle w:val="Heading3"/>
-      </w:pPr>
-      <w:r>
-        <w:t>My remembered idea, example and correction</w:t>
+        <w:spacing w:line="336" w:lineRule="auto" w:after="180"/>
+      </w:pPr>
+      <w:r>
+        <w:rPr>
+          <w:b w:val="0"/>
+        </w:rPr>
+        <w:t>Without opening the old lesson, explain one key idea from Data retention and deletion. Give an example and a mistake that the idea helps you avoid.</w:t>
       </w:r>
     </w:p>
     <w:p>
-      <w:r>
-        <w:t>________________________________________________________________</w:t>
+      <w:pPr>
+        <w:pStyle w:val="Heading3"/>
+      </w:pPr>
+      <w:r>
+        <w:t>My remembered idea, example and correction</w:t>
       </w:r>
     </w:p>
     <w:p>
@@ -106,29 +124,35 @@
       </w:r>
     </w:p>
     <w:p>
-      <w:pPr>
-        <w:pStyle w:val="Heading3"/>
-      </w:pPr>
-      <w:r>
-        <w:t>External side effects and recovery</w:t>
+      <w:r>
+        <w:t>________________________________________________________________</w:t>
       </w:r>
     </w:p>
     <w:p>
-      <w:r>
-        <w:t>Without opening the old lesson, explain one key idea from External side effects and recovery. Give an example and a mistake that the idea helps you avoid.</w:t>
+      <w:pPr>
+        <w:pStyle w:val="Heading3"/>
+      </w:pPr>
+      <w:r>
+        <w:t>External side effects and recovery</w:t>
       </w:r>
     </w:p>
     <w:p>
       <w:pPr>
-        <w:pStyle w:val="Heading3"/>
-      </w:pPr>
-      <w:r>
-        <w:t>My remembered idea, example and correction</w:t>
+        <w:spacing w:line="336" w:lineRule="auto" w:after="180"/>
+      </w:pPr>
+      <w:r>
+        <w:rPr>
+          <w:b w:val="0"/>
+        </w:rPr>
+        <w:t>Without opening the old lesson, explain one key idea from External side effects and recovery. Give an example and a mistake that the idea helps you avoid.</w:t>
       </w:r>
     </w:p>
     <w:p>
-      <w:r>
-        <w:t>________________________________________________________________</w:t>
+      <w:pPr>
+        <w:pStyle w:val="Heading3"/>
+      </w:pPr>
+      <w:r>
+        <w:t>My remembered idea, example and correction</w:t>
       </w:r>
     </w:p>
     <w:p>
@@ -142,16 +166,44 @@
       </w:r>
     </w:p>
     <w:p>
-      <w:pPr>
-        <w:pStyle w:val="Heading1"/>
-      </w:pPr>
-      <w:r>
-        <w:t>02. Practise with fading help</w:t>
+      <w:r>
+        <w:t>________________________________________________________________</w:t>
       </w:r>
     </w:p>
     <w:p>
-      <w:r>
-        <w:t>Use W2: Trace the worked case for Deployment environments. Record the answer once; the lesson and workbook refer to the same attempt.</w:t>
+      <w:pPr>
+        <w:pStyle w:val="Heading1"/>
+      </w:pPr>
+      <w:r>
+        <w:t>02. Practise with fading help</w:t>
+      </w:r>
+    </w:p>
+    <w:p>
+      <w:r>
+        <w:t>Complete the supported Deployment environments trace and record the first step you can explain without help.</w:t>
+      </w:r>
+    </w:p>
+    <w:p>
+      <w:pPr>
+        <w:spacing w:line="336" w:lineRule="auto" w:after="180"/>
+      </w:pPr>
+      <w:r>
+        <w:rPr>
+          <w:b w:val="0"/>
+        </w:rPr>
+        <w:t xml:space="preserve">Use W2: Trace the worked case for Deployment </w:t>
+      </w:r>
+      <w:r>
+        <w:rPr>
+          <w:b/>
+        </w:rPr>
+        <w:t>environment</w:t>
+      </w:r>
+      <w:r>
+        <w:rPr>
+          <w:b w:val="0"/>
+        </w:rPr>
+        <w:t>s. Record the answer once; the lesson and workbook refer to the same attempt.</w:t>
       </w:r>
     </w:p>
     <w:tbl>
@@ -279,25 +331,49 @@
     </w:p>
     <w:p>
       <w:r>
-        <w:t>Use the worked case for Deployment environments. Proposed explanation: “The worked result establishes every future case”. Decide whether this explanation is supported. Point to the step or supplied fact that decides; explain your repair if needed.</w:t>
+        <w:t>Check the proposed Deployment environments explanation against the supplied facts before discussing it.</w:t>
       </w:r>
     </w:p>
     <w:p>
       <w:pPr>
-        <w:pStyle w:val="Heading3"/>
-      </w:pPr>
-      <w:r>
-        <w:t>My explanation before partner discussion</w:t>
+        <w:spacing w:line="336" w:lineRule="auto" w:after="180"/>
+      </w:pPr>
+      <w:r>
+        <w:rPr>
+          <w:b w:val="0"/>
+        </w:rPr>
+        <w:t xml:space="preserve">Use the worked case for Deployment </w:t>
+      </w:r>
+      <w:r>
+        <w:rPr>
+          <w:b/>
+        </w:rPr>
+        <w:t>environment</w:t>
+      </w:r>
+      <w:r>
+        <w:rPr>
+          <w:b w:val="0"/>
+        </w:rPr>
+        <w:t>s. Proposed explanation: “The worked result establishes every future case”. Decide whether this explanation is supported.</w:t>
       </w:r>
     </w:p>
     <w:p>
-      <w:r>
-        <w:t>________________________________________________________________</w:t>
+      <w:pPr>
+        <w:spacing w:line="336" w:lineRule="auto" w:after="180"/>
+      </w:pPr>
+      <w:r>
+        <w:rPr>
+          <w:b w:val="0"/>
+        </w:rPr>
+        <w:t>Point to the step or supplied fact that decides; explain your repair if needed.</w:t>
       </w:r>
     </w:p>
     <w:p>
-      <w:r>
-        <w:t>________________________________________________________________</w:t>
+      <w:pPr>
+        <w:pStyle w:val="Heading3"/>
+      </w:pPr>
+      <w:r>
+        <w:t>My explanation before partner discussion</w:t>
       </w:r>
     </w:p>
     <w:p>
@@ -311,47 +387,54 @@
       </w:r>
     </w:p>
     <w:p>
-      <w:pPr>
-        <w:pStyle w:val="Heading1"/>
-      </w:pPr>
-      <w:r>
-        <w:t>04. Independent transfer case</w:t>
+      <w:r>
+        <w:t>________________________________________________________________</w:t>
       </w:r>
     </w:p>
     <w:p>
-      <w:pPr>
-        <w:pStyle w:val="Heading3"/>
-      </w:pPr>
-      <w:r>
-        <w:t>Independent case: Apply a new case independently</w:t>
+      <w:r>
+        <w:t>________________________________________________________________</w:t>
       </w:r>
     </w:p>
     <w:p>
-      <w:r>
-        <w:t>Development uses fake records but a production token. What boundary is violated?</w:t>
+      <w:pPr>
+        <w:pStyle w:val="Heading1"/>
+      </w:pPr>
+      <w:r>
+        <w:t>04. Independent transfer case</w:t>
       </w:r>
     </w:p>
     <w:p>
-      <w:pPr>
-        <w:pStyle w:val="Heading3"/>
-      </w:pPr>
-      <w:r>
-        <w:t>My independent explanation, trace and limits</w:t>
+      <w:r>
+        <w:t>Write one first attempt at the reserved independent case before feedback. Repeated copies of that case refer to the same recorded attempt.</w:t>
       </w:r>
     </w:p>
     <w:p>
-      <w:r>
-        <w:t>________________________________________________________________</w:t>
+      <w:pPr>
+        <w:pStyle w:val="Heading3"/>
+      </w:pPr>
+      <w:r>
+        <w:t>Independent case: Apply a new case independently</w:t>
       </w:r>
     </w:p>
     <w:p>
-      <w:r>
-        <w:t>________________________________________________________________</w:t>
+      <w:pPr>
+        <w:spacing w:line="336" w:lineRule="auto" w:after="180"/>
+        <w:shd w:fill="F5F1FB"/>
+      </w:pPr>
+      <w:r>
+        <w:rPr>
+          <w:b w:val="0"/>
+        </w:rPr>
+        <w:t>Development uses fake records but a production token. What boundary is violated?</w:t>
       </w:r>
     </w:p>
     <w:p>
-      <w:r>
-        <w:t>________________________________________________________________</w:t>
+      <w:pPr>
+        <w:pStyle w:val="Heading3"/>
+      </w:pPr>
+      <w:r>
+        <w:t>My independent explanation, trace and limits</w:t>
       </w:r>
     </w:p>
     <w:p>
@@ -376,48 +459,96 @@
     </w:p>
     <w:p>
       <w:r>
-        <w:t>Attempt this case before feedback. Record any help. Earlier examples below are further practice; a case already practised with feedback cannot establish fresh transfer.</w:t>
+        <w:t>________________________________________________________________</w:t>
       </w:r>
     </w:p>
     <w:p>
-      <w:pPr>
-        <w:pStyle w:val="Heading1"/>
-      </w:pPr>
-      <w:r>
-        <w:t>05. W1 Explain the mechanism</w:t>
+      <w:r>
+        <w:t>________________________________________________________________</w:t>
       </w:r>
     </w:p>
     <w:p>
       <w:r>
-        <w:t>Explain the weekly mechanism in your own words. Use the worked scenario to name its input, decision rule and output.</w:t>
+        <w:t>________________________________________________________________</w:t>
       </w:r>
     </w:p>
     <w:p>
       <w:pPr>
-        <w:pStyle w:val="Heading3"/>
-      </w:pPr>
-      <w:r>
-        <w:t>My reasoning and evidence</w:t>
+        <w:spacing w:line="336" w:lineRule="auto" w:after="180"/>
+      </w:pPr>
+      <w:r>
+        <w:rPr>
+          <w:b w:val="0"/>
+        </w:rPr>
+        <w:t>Attempt this case before feedback. Record any help. Earlier examples below are further practice; a case already practised with feedback cannot establish fresh transfer.</w:t>
       </w:r>
     </w:p>
     <w:p>
-      <w:r>
-        <w:t>________________________________________________________________</w:t>
+      <w:pPr>
+        <w:pStyle w:val="Heading1"/>
+      </w:pPr>
+      <w:r>
+        <w:t>05. W1 Explain the mechanism</w:t>
       </w:r>
     </w:p>
     <w:p>
       <w:r>
-        <w:t>________________________________________________________________</w:t>
+        <w:t>Explain the mechanism. Apply the supplied Deployment environments facts and keep your reasoning.</w:t>
       </w:r>
     </w:p>
     <w:p>
-      <w:r>
-        <w:t>________________________________________________________________</w:t>
+      <w:pPr>
+        <w:spacing w:line="336" w:lineRule="auto" w:after="180"/>
+      </w:pPr>
+      <w:r>
+        <w:rPr>
+          <w:b w:val="0"/>
+        </w:rPr>
+        <w:t xml:space="preserve">Explain the weekly </w:t>
+      </w:r>
+      <w:r>
+        <w:rPr>
+          <w:b/>
+        </w:rPr>
+        <w:t>mechanism</w:t>
+      </w:r>
+      <w:r>
+        <w:rPr>
+          <w:b w:val="0"/>
+        </w:rPr>
+        <w:t xml:space="preserve"> in your own words. Use the worked scenario to name its </w:t>
+      </w:r>
+      <w:r>
+        <w:rPr>
+          <w:b/>
+        </w:rPr>
+        <w:t>input</w:t>
+      </w:r>
+      <w:r>
+        <w:rPr>
+          <w:b w:val="0"/>
+        </w:rPr>
+        <w:t xml:space="preserve">, decision rule and </w:t>
+      </w:r>
+      <w:r>
+        <w:rPr>
+          <w:b/>
+        </w:rPr>
+        <w:t>output</w:t>
+      </w:r>
+      <w:r>
+        <w:rPr>
+          <w:b w:val="0"/>
+        </w:rPr>
+        <w:t>.</w:t>
       </w:r>
     </w:p>
     <w:p>
-      <w:r>
-        <w:t>________________________________________________________________</w:t>
+      <w:pPr>
+        <w:pStyle w:val="Heading3"/>
+      </w:pPr>
+      <w:r>
+        <w:t>My reasoning and evidence</w:t>
       </w:r>
     </w:p>
     <w:p>
@@ -431,24 +562,18 @@
       </w:r>
     </w:p>
     <w:p>
-      <w:pPr>
-        <w:pStyle w:val="Heading1"/>
-      </w:pPr>
-      <w:r>
-        <w:t>06. W2 Trace the worked case</w:t>
+      <w:r>
+        <w:t>________________________________________________________________</w:t>
       </w:r>
     </w:p>
     <w:p>
       <w:r>
-        <w:t>Staging configuration points to production storage while the interface displays staging. Show the intermediate steps and give the conclusion with its scope.</w:t>
+        <w:t>________________________________________________________________</w:t>
       </w:r>
     </w:p>
     <w:p>
-      <w:pPr>
-        <w:pStyle w:val="Heading3"/>
-      </w:pPr>
-      <w:r>
-        <w:t>My reasoning and evidence</w:t>
+      <w:r>
+        <w:t>________________________________________________________________</w:t>
       </w:r>
     </w:p>
     <w:p>
@@ -457,23 +582,35 @@
       </w:r>
     </w:p>
     <w:p>
-      <w:r>
-        <w:t>________________________________________________________________</w:t>
+      <w:pPr>
+        <w:pStyle w:val="Heading1"/>
+      </w:pPr>
+      <w:r>
+        <w:t>06. W2 Trace the worked case</w:t>
       </w:r>
     </w:p>
     <w:p>
       <w:r>
-        <w:t>________________________________________________________________</w:t>
+        <w:t>Trace the worked case. Apply the supplied Deployment environments facts and keep your reasoning.</w:t>
       </w:r>
     </w:p>
     <w:p>
-      <w:r>
-        <w:t>________________________________________________________________</w:t>
+      <w:pPr>
+        <w:spacing w:line="336" w:lineRule="auto" w:after="180"/>
+      </w:pPr>
+      <w:r>
+        <w:rPr>
+          <w:b w:val="0"/>
+        </w:rPr>
+        <w:t>Staging configuration points to production storage while the interface displays staging. Show the intermediate steps and give the conclusion with its scope.</w:t>
       </w:r>
     </w:p>
     <w:p>
-      <w:r>
-        <w:t>________________________________________________________________</w:t>
+      <w:pPr>
+        <w:pStyle w:val="Heading3"/>
+      </w:pPr>
+      <w:r>
+        <w:t>My reasoning and evidence</w:t>
       </w:r>
     </w:p>
     <w:p>
@@ -487,24 +624,18 @@
       </w:r>
     </w:p>
     <w:p>
-      <w:pPr>
-        <w:pStyle w:val="Heading1"/>
-      </w:pPr>
-      <w:r>
-        <w:t>07. W3 Audit the limit</w:t>
+      <w:r>
+        <w:t>________________________________________________________________</w:t>
       </w:r>
     </w:p>
     <w:p>
       <w:r>
-        <w:t>A report omits this qualification: Passing staging tests does not prove production limits or operational conditions are identical. Explain how omitting it could change a reader's interpretation, and write an accurate replacement.</w:t>
+        <w:t>________________________________________________________________</w:t>
       </w:r>
     </w:p>
     <w:p>
-      <w:pPr>
-        <w:pStyle w:val="Heading3"/>
-      </w:pPr>
-      <w:r>
-        <w:t>My reasoning and evidence</w:t>
+      <w:r>
+        <w:t>________________________________________________________________</w:t>
       </w:r>
     </w:p>
     <w:p>
@@ -518,44 +649,56 @@
       </w:r>
     </w:p>
     <w:p>
-      <w:r>
-        <w:t>________________________________________________________________</w:t>
+      <w:pPr>
+        <w:pStyle w:val="Heading1"/>
+      </w:pPr>
+      <w:r>
+        <w:t>07. W3 Audit the limit</w:t>
       </w:r>
     </w:p>
     <w:p>
       <w:r>
-        <w:t>________________________________________________________________</w:t>
+        <w:t>Audit the limit. Apply the supplied Deployment environments facts and keep your reasoning.</w:t>
       </w:r>
     </w:p>
     <w:p>
-      <w:r>
-        <w:t>________________________________________________________________</w:t>
+      <w:pPr>
+        <w:spacing w:line="336" w:lineRule="auto" w:after="180"/>
+      </w:pPr>
+      <w:r>
+        <w:rPr>
+          <w:b w:val="0"/>
+        </w:rPr>
+        <w:t>A report omits this qualification: Passing staging tests does not prove production limits or operational conditions are identical.</w:t>
       </w:r>
     </w:p>
     <w:p>
-      <w:r>
-        <w:t>________________________________________________________________</w:t>
+      <w:pPr>
+        <w:spacing w:line="336" w:lineRule="auto" w:after="180"/>
+      </w:pPr>
+      <w:r>
+        <w:rPr>
+          <w:b w:val="0"/>
+        </w:rPr>
+        <w:t>Explain how omitting it could change a reader's interpretation, and write an accurate replacement.</w:t>
       </w:r>
     </w:p>
     <w:p>
       <w:pPr>
-        <w:pStyle w:val="Heading1"/>
-      </w:pPr>
-      <w:r>
-        <w:t>08. W4 Apply a new case independently</w:t>
+        <w:pStyle w:val="Heading3"/>
+      </w:pPr>
+      <w:r>
+        <w:t>My reasoning and evidence</w:t>
       </w:r>
     </w:p>
     <w:p>
       <w:r>
-        <w:t>Development uses fake records but a production token. What boundary is violated?</w:t>
+        <w:t>________________________________________________________________</w:t>
       </w:r>
     </w:p>
     <w:p>
-      <w:pPr>
-        <w:pStyle w:val="Heading3"/>
-      </w:pPr>
-      <w:r>
-        <w:t>My reasoning and evidence</w:t>
+      <w:r>
+        <w:t>________________________________________________________________</w:t>
       </w:r>
     </w:p>
     <w:p>
@@ -579,44 +722,51 @@
       </w:r>
     </w:p>
     <w:p>
-      <w:r>
-        <w:t>________________________________________________________________</w:t>
+      <w:pPr>
+        <w:pStyle w:val="Heading1"/>
+      </w:pPr>
+      <w:r>
+        <w:t>08. W4 Apply a new case independently</w:t>
       </w:r>
     </w:p>
     <w:p>
       <w:r>
-        <w:t>________________________________________________________________</w:t>
+        <w:t>Attempt before feedback. If this repeats the selected independent case, reuse that first attempt; otherwise keep a separate record. Apply a new case independently. Apply the supplied Deployment environments facts and keep your reasoning.</w:t>
       </w:r>
     </w:p>
     <w:p>
-      <w:r>
-        <w:t>________________________________________________________________</w:t>
+      <w:pPr>
+        <w:spacing w:line="336" w:lineRule="auto" w:after="180"/>
+        <w:shd w:fill="F5F1FB"/>
+      </w:pPr>
+      <w:r>
+        <w:rPr>
+          <w:b w:val="0"/>
+        </w:rPr>
+        <w:t>Development uses fake records but a production token. What boundary is violated?</w:t>
       </w:r>
     </w:p>
     <w:p>
-      <w:r>
-        <w:t>________________________________________________________________</w:t>
+      <w:pPr>
+        <w:pStyle w:val="Heading3"/>
+      </w:pPr>
+      <w:r>
+        <w:t>My reasoning and evidence</w:t>
       </w:r>
     </w:p>
     <w:p>
-      <w:pPr>
-        <w:pStyle w:val="Heading1"/>
-      </w:pPr>
-      <w:r>
-        <w:t>09. W5 Design a revealing follow-up</w:t>
+      <w:r>
+        <w:t>________________________________________________________________</w:t>
       </w:r>
     </w:p>
     <w:p>
       <w:r>
-        <w:t>For the worked scenario, propose one additional case that could reveal a failure, describe its expected outcome before running it, and explain what would need to remain fixed for a fair comparison. Do not reuse W4 as a new final test after receiving feedback.</w:t>
+        <w:t>________________________________________________________________</w:t>
       </w:r>
     </w:p>
     <w:p>
-      <w:pPr>
-        <w:pStyle w:val="Heading3"/>
-      </w:pPr>
-      <w:r>
-        <w:t>My reasoning and evidence</w:t>
+      <w:r>
+        <w:t>________________________________________________________________</w:t>
       </w:r>
     </w:p>
     <w:p>
@@ -645,26 +795,38 @@
       </w:r>
     </w:p>
     <w:p>
-      <w:r>
-        <w:t>________________________________________________________________</w:t>
+      <w:pPr>
+        <w:pStyle w:val="Heading1"/>
+      </w:pPr>
+      <w:r>
+        <w:t>09. W5 Design a revealing follow-up</w:t>
       </w:r>
     </w:p>
     <w:p>
       <w:r>
-        <w:t>________________________________________________________________</w:t>
+        <w:t>Design a revealing follow-up. Apply the supplied Deployment environments facts and keep your reasoning.</w:t>
       </w:r>
     </w:p>
     <w:p>
       <w:pPr>
-        <w:pStyle w:val="Heading1"/>
-      </w:pPr>
-      <w:r>
-        <w:t>10. Project checkpoint and reflection</w:t>
+        <w:spacing w:line="336" w:lineRule="auto" w:after="180"/>
+      </w:pPr>
+      <w:r>
+        <w:rPr>
+          <w:b w:val="0"/>
+        </w:rPr>
+        <w:t>For the worked scenario, propose one additional case that could reveal a failure, describe its expected outcome before running it, and explain what would need to remain fixed for a fair comparison.</w:t>
       </w:r>
     </w:p>
     <w:p>
-      <w:r>
-        <w:t>Add a labelled deployment environments evidence sheet to Grounded Learning Service. Show how you can explain the mechanism and terminology of deployment environments. Use the supplied fictional case and keep its inputs, intermediate steps, calculation or prediction, and limitation. Connect this record to last week’s record; a matching answer without a trace is insufficient.</w:t>
+      <w:pPr>
+        <w:spacing w:line="336" w:lineRule="auto" w:after="180"/>
+      </w:pPr>
+      <w:r>
+        <w:rPr>
+          <w:b w:val="0"/>
+        </w:rPr>
+        <w:t>Do not reuse W4 as a new final test after receiving feedback.</w:t>
       </w:r>
     </w:p>
     <w:p>
@@ -672,7 +834,7 @@
         <w:pStyle w:val="Heading3"/>
       </w:pPr>
       <w:r>
-        <w:t>My project change, supporting evidence and remaining limit</w:t>
+        <w:t>My reasoning and evidence</w:t>
       </w:r>
     </w:p>
     <w:p>
@@ -706,11 +868,166 @@
       </w:r>
     </w:p>
     <w:p>
+      <w:r>
+        <w:t>________________________________________________________________</w:t>
+      </w:r>
+    </w:p>
+    <w:p>
       <w:pPr>
         <w:pStyle w:val="Heading1"/>
       </w:pPr>
       <w:r>
+        <w:t>10. Project checkpoint and reflection</w:t>
+      </w:r>
+    </w:p>
+    <w:p>
+      <w:r>
+        <w:t>Connect Deployment environments to Grounded Learning Service, identify a limit and choose the next useful test.</w:t>
+      </w:r>
+    </w:p>
+    <w:p>
+      <w:pPr>
+        <w:spacing w:line="336" w:lineRule="auto" w:after="180"/>
+      </w:pPr>
+      <w:r>
+        <w:rPr>
+          <w:b w:val="0"/>
+        </w:rPr>
+        <w:t xml:space="preserve">Add a labelled deployment </w:t>
+      </w:r>
+      <w:r>
+        <w:rPr>
+          <w:b/>
+        </w:rPr>
+        <w:t>environment</w:t>
+      </w:r>
+      <w:r>
+        <w:rPr>
+          <w:b w:val="0"/>
+        </w:rPr>
+        <w:t xml:space="preserve">s </w:t>
+      </w:r>
+      <w:r>
+        <w:rPr>
+          <w:b/>
+        </w:rPr>
+        <w:t>evidence</w:t>
+      </w:r>
+      <w:r>
+        <w:rPr>
+          <w:b w:val="0"/>
+        </w:rPr>
+        <w:t xml:space="preserve"> sheet to Grounded Learning Service. Show how you can explain the </w:t>
+      </w:r>
+      <w:r>
+        <w:rPr>
+          <w:b/>
+        </w:rPr>
+        <w:t>mechanism</w:t>
+      </w:r>
+      <w:r>
+        <w:rPr>
+          <w:b w:val="0"/>
+        </w:rPr>
+        <w:t xml:space="preserve"> and terminology of deployment </w:t>
+      </w:r>
+      <w:r>
+        <w:rPr>
+          <w:b/>
+        </w:rPr>
+        <w:t>environment</w:t>
+      </w:r>
+      <w:r>
+        <w:rPr>
+          <w:b w:val="0"/>
+        </w:rPr>
+        <w:t>s.</w:t>
+      </w:r>
+    </w:p>
+    <w:p>
+      <w:pPr>
+        <w:spacing w:line="336" w:lineRule="auto" w:after="180"/>
+      </w:pPr>
+      <w:r>
+        <w:rPr>
+          <w:b w:val="0"/>
+        </w:rPr>
+        <w:t xml:space="preserve">Use the supplied fictional case and keep its </w:t>
+      </w:r>
+      <w:r>
+        <w:rPr>
+          <w:b/>
+        </w:rPr>
+        <w:t>input</w:t>
+      </w:r>
+      <w:r>
+        <w:rPr>
+          <w:b w:val="0"/>
+        </w:rPr>
+        <w:t xml:space="preserve">s, intermediate steps, calculation or </w:t>
+      </w:r>
+      <w:r>
+        <w:rPr>
+          <w:b/>
+        </w:rPr>
+        <w:t>prediction</w:t>
+      </w:r>
+      <w:r>
+        <w:rPr>
+          <w:b w:val="0"/>
+        </w:rPr>
+        <w:t>, and limitation. Connect this record to last week’s record; a matching answer without a trace is insufficient.</w:t>
+      </w:r>
+    </w:p>
+    <w:p>
+      <w:pPr>
+        <w:pStyle w:val="Heading3"/>
+      </w:pPr>
+      <w:r>
+        <w:t>My project change, supporting evidence and remaining limit</w:t>
+      </w:r>
+    </w:p>
+    <w:p>
+      <w:r>
+        <w:t>________________________________________________________________</w:t>
+      </w:r>
+    </w:p>
+    <w:p>
+      <w:r>
+        <w:t>________________________________________________________________</w:t>
+      </w:r>
+    </w:p>
+    <w:p>
+      <w:r>
+        <w:t>________________________________________________________________</w:t>
+      </w:r>
+    </w:p>
+    <w:p>
+      <w:r>
+        <w:t>________________________________________________________________</w:t>
+      </w:r>
+    </w:p>
+    <w:p>
+      <w:r>
+        <w:t>________________________________________________________________</w:t>
+      </w:r>
+    </w:p>
+    <w:p>
+      <w:r>
+        <w:t>________________________________________________________________</w:t>
+      </w:r>
+    </w:p>
+    <w:p>
+      <w:pPr>
+        <w:pStyle w:val="Heading1"/>
+      </w:pPr>
+      <w:r>
         <w:t>11. Feedback, return check and learning record</w:t>
+      </w:r>
+    </w:p>
+    <w:p>
+      <w:r>
+        <w:t>Record the first repaired step and a different case to revisit after a delay.</w:t>
       </w:r>
     </w:p>
     <w:tbl>
@@ -850,7 +1167,13 @@
       </w:tr>
     </w:tbl>
     <w:p>
-      <w:r>
+      <w:pPr>
+        <w:spacing w:line="336" w:lineRule="auto" w:after="180"/>
+      </w:pPr>
+      <w:r>
+        <w:rPr>
+          <w:b w:val="0"/>
+        </w:rPr>
         <w:t>Revisit this idea with your teacher after a delay. Familiarity is different from explaining and using it on a changed case.</w:t>
       </w:r>
     </w:p>
@@ -864,11 +1187,28 @@
     </w:p>
     <w:p>
       <w:r>
-        <w:t>Separate rehearsal and live service. Staging rehearses a new answer version with fictional records; production serves approved school records.</w:t>
+        <w:t>Separate rehearsal and live service. Staging rehearses a new answer version with fictional records; production serves approved school records. Explain the labelled step before checking the changed condition.</w:t>
       </w:r>
     </w:p>
     <w:p>
-      <w:r>
+      <w:pPr>
+        <w:spacing w:line="336" w:lineRule="auto" w:after="180"/>
+      </w:pPr>
+      <w:r>
+        <w:rPr>
+          <w:b w:val="0"/>
+        </w:rPr>
+        <w:t>Separate rehearsal and live service. Staging rehearses a new answer version with fictional records; production serves approved school records.</w:t>
+      </w:r>
+    </w:p>
+    <w:p>
+      <w:pPr>
+        <w:spacing w:line="336" w:lineRule="auto" w:after="180"/>
+      </w:pPr>
+      <w:r>
+        <w:rPr>
+          <w:b w:val="0"/>
+        </w:rPr>
         <w:t>Staging card names trial room Z; production card names room A. Credentials and stores are separate.</w:t>
       </w:r>
     </w:p>
@@ -909,8 +1249,27 @@
       </w:r>
     </w:p>
     <w:p>
-      <w:r>
-        <w:t>Identify the staging data and credential boundary. Why must the rehearsal stop if its credential reaches production even though the process is labelled staging?</w:t>
+      <w:pPr>
+        <w:spacing w:line="336" w:lineRule="auto" w:after="180"/>
+        <w:shd w:fill="F5F1FB"/>
+      </w:pPr>
+      <w:r>
+        <w:rPr>
+          <w:b w:val="0"/>
+        </w:rPr>
+        <w:t xml:space="preserve">Identify the staging data and credential boundary. Why must the rehearsal stop if its credential reaches production even though the </w:t>
+      </w:r>
+      <w:r>
+        <w:rPr>
+          <w:b/>
+        </w:rPr>
+        <w:t>process</w:t>
+      </w:r>
+      <w:r>
+        <w:rPr>
+          <w:b w:val="0"/>
+        </w:rPr>
+        <w:t xml:space="preserve"> is labelled staging?</w:t>
       </w:r>
     </w:p>
     <w:p>
@@ -952,36 +1311,116 @@
       </w:r>
     </w:p>
     <w:p>
-      <w:r>
-        <w:t>Support used: alone / hint / worked example. This record is practice evidence.</w:t>
+      <w:pPr>
+        <w:pStyle w:val="Heading3"/>
+      </w:pPr>
+      <w:r>
+        <w:t>Record the help used</w:t>
       </w:r>
     </w:p>
     <w:p>
-      <w:r>
-        <w:t>Project connection: For the Grounded Learning Service, retain an annotated trace and the changed-case result. Name the contract or evidence that makes the deciding step valid, so another team can review it.</w:t>
+      <w:pPr>
+        <w:spacing w:line="336" w:lineRule="auto" w:after="180"/>
+        <w:shd w:fill="F1F6F8"/>
+      </w:pPr>
+      <w:r>
+        <w:rPr>
+          <w:b w:val="0"/>
+        </w:rPr>
+        <w:t xml:space="preserve">Support used: alone / hint / worked example. This record is practice </w:t>
+      </w:r>
+      <w:r>
+        <w:rPr>
+          <w:b/>
+        </w:rPr>
+        <w:t>evidence</w:t>
+      </w:r>
+      <w:r>
+        <w:rPr>
+          <w:b w:val="0"/>
+        </w:rPr>
+        <w:t>.</w:t>
       </w:r>
     </w:p>
     <w:p>
       <w:pPr>
-        <w:pStyle w:val="Heading1"/>
-      </w:pPr>
-      <w:r>
-        <w:t>13. Project portfolio milestone</w:t>
+        <w:spacing w:line="336" w:lineRule="auto" w:after="180"/>
+      </w:pPr>
+      <w:r>
+        <w:rPr>
+          <w:b w:val="0"/>
+        </w:rPr>
+        <w:t xml:space="preserve">Project connection: For the Grounded Learning Service, retain an annotated trace and the changed-case result. Name the contract or </w:t>
+      </w:r>
+      <w:r>
+        <w:rPr>
+          <w:b/>
+        </w:rPr>
+        <w:t>evidence</w:t>
+      </w:r>
+      <w:r>
+        <w:rPr>
+          <w:b w:val="0"/>
+        </w:rPr>
+        <w:t xml:space="preserve"> that makes the deciding step valid, so another team can review it.</w:t>
       </w:r>
     </w:p>
     <w:p>
-      <w:r>
-        <w:t>Project: Grounded Learning Service</w:t>
+      <w:pPr>
+        <w:pStyle w:val="Heading1"/>
+      </w:pPr>
+      <w:r>
+        <w:t>13. Project portfolio milestone</w:t>
       </w:r>
     </w:p>
     <w:p>
       <w:r>
-        <w:t>Current milestone: Evaluate and revise. Compare with your starting method, explain errors and record a justified revision.</w:t>
+        <w:t>Keep this week’s input, deciding step, result and limit together in the Grounded Learning Service record.</w:t>
       </w:r>
     </w:p>
     <w:p>
-      <w:r>
-        <w:t>For the Grounded Learning Service, retain an annotated trace and the changed-case result. Name the contract or evidence that makes the deciding step valid, so another team can review it.</w:t>
+      <w:pPr>
+        <w:spacing w:line="336" w:lineRule="auto" w:after="180"/>
+      </w:pPr>
+      <w:r>
+        <w:rPr>
+          <w:b w:val="0"/>
+        </w:rPr>
+        <w:t>Project: Grounded Learning Service</w:t>
+      </w:r>
+    </w:p>
+    <w:p>
+      <w:pPr>
+        <w:spacing w:line="336" w:lineRule="auto" w:after="180"/>
+      </w:pPr>
+      <w:r>
+        <w:rPr>
+          <w:b w:val="0"/>
+        </w:rPr>
+        <w:t>Current milestone: Evaluate and revise. Compare with your starting method, explain errors and record a justified revision.</w:t>
+      </w:r>
+    </w:p>
+    <w:p>
+      <w:pPr>
+        <w:spacing w:line="336" w:lineRule="auto" w:after="180"/>
+      </w:pPr>
+      <w:r>
+        <w:rPr>
+          <w:b w:val="0"/>
+        </w:rPr>
+        <w:t xml:space="preserve">For the Grounded Learning Service, retain an annotated trace and the changed-case result. Name the contract or </w:t>
+      </w:r>
+      <w:r>
+        <w:rPr>
+          <w:b/>
+        </w:rPr>
+        <w:t>evidence</w:t>
+      </w:r>
+      <w:r>
+        <w:rPr>
+          <w:b w:val="0"/>
+        </w:rPr>
+        <w:t xml:space="preserve"> that makes the deciding step valid, so another team can review it.</w:t>
       </w:r>
     </w:p>
     <w:tbl>
@@ -1143,53 +1582,98 @@
     </w:p>
     <w:p>
       <w:r>
-        <w:t>Use this supported practice once, in the browser or on paper. Keep the reserved independent assessment for a separate first attempt before teacher feedback.</w:t>
+        <w:t>Try the supported questions before comparing with hints and feedback. Record what you repaired and the evidence you retained.</w:t>
       </w:r>
     </w:p>
     <w:p>
-      <w:r>
-        <w:t>Separate rehearsal and live service. Staging rehearses a new answer version with fictional records; production serves approved school records.</w:t>
+      <w:pPr>
+        <w:spacing w:line="336" w:lineRule="auto" w:after="180"/>
+      </w:pPr>
+      <w:r>
+        <w:rPr>
+          <w:b w:val="0"/>
+        </w:rPr>
+        <w:t>Use this supported practice once, in the browser or on paper. Keep the reserved independent assessment for a separate first attempt before teacher feedback.</w:t>
       </w:r>
     </w:p>
     <w:p>
       <w:pPr>
-        <w:pStyle w:val="Heading3"/>
-      </w:pPr>
-      <w:r>
-        <w:t>Practice 1: explain the deciding evidence</w:t>
+        <w:spacing w:line="336" w:lineRule="auto" w:after="180"/>
+      </w:pPr>
+      <w:r>
+        <w:rPr>
+          <w:b w:val="0"/>
+        </w:rPr>
+        <w:t>Separate rehearsal and live service. Staging rehearses a new answer version with fictional records; production serves approved school records.</w:t>
       </w:r>
     </w:p>
     <w:p>
-      <w:r>
-        <w:t>Which labelled step matches this detail? A passing rehearsal supports release review, not automatic promotion.</w:t>
+      <w:pPr>
+        <w:pStyle w:val="Heading3"/>
+      </w:pPr>
+      <w:r>
+        <w:t>Practice 1: explain the deciding evidence</w:t>
       </w:r>
     </w:p>
     <w:p>
-      <w:r>
-        <w:t>1. Use staging data</w:t>
+      <w:pPr>
+        <w:spacing w:line="336" w:lineRule="auto" w:after="180"/>
+      </w:pPr>
+      <w:r>
+        <w:rPr>
+          <w:b w:val="0"/>
+        </w:rPr>
+        <w:t>Which labelled step matches this detail? A passing rehearsal supports release review, not automatic promotion.</w:t>
       </w:r>
     </w:p>
     <w:p>
-      <w:r>
-        <w:t>2. Check actual connection</w:t>
+      <w:pPr>
+        <w:spacing w:line="336" w:lineRule="auto" w:after="180"/>
+        <w:shd w:fill="F4F9FC"/>
+      </w:pPr>
+      <w:r>
+        <w:rPr>
+          <w:b w:val="0"/>
+        </w:rPr>
+        <w:t>1. Use staging data</w:t>
       </w:r>
     </w:p>
     <w:p>
-      <w:r>
-        <w:t>3. Review evidence</w:t>
+      <w:pPr>
+        <w:spacing w:line="336" w:lineRule="auto" w:after="180"/>
+        <w:shd w:fill="F4F9FC"/>
+      </w:pPr>
+      <w:r>
+        <w:rPr>
+          <w:b w:val="0"/>
+        </w:rPr>
+        <w:t>2. Check actual connection</w:t>
       </w:r>
     </w:p>
     <w:p>
       <w:pPr>
-        <w:pStyle w:val="Heading3"/>
-      </w:pPr>
-      <w:r>
-        <w:t>My selected conclusion, deciding fact and explanation</w:t>
+        <w:spacing w:line="336" w:lineRule="auto" w:after="180"/>
+        <w:shd w:fill="F4F9FC"/>
+      </w:pPr>
+      <w:r>
+        <w:rPr>
+          <w:b w:val="0"/>
+        </w:rPr>
+        <w:t xml:space="preserve">3. Review </w:t>
+      </w:r>
+      <w:r>
+        <w:rPr>
+          <w:b/>
+        </w:rPr>
+        <w:t>evidence</w:t>
       </w:r>
     </w:p>
     <w:p>
-      <w:r>
-        <w:t>________________________________________________________________</w:t>
+      <w:pPr>
+        <w:pStyle w:val="Heading3"/>
+      </w:pPr>
+      <w:r>
+        <w:t>My selected conclusion, deciding fact and explanation</w:t>
       </w:r>
     </w:p>
     <w:p>
@@ -1214,40 +1698,91 @@
     </w:p>
     <w:p>
       <w:r>
-        <w:t>Hint if needed: Read the steps in the pictorial case. Match the supplied detail to the stage that performs or records it.</w:t>
+        <w:t>________________________________________________________________</w:t>
       </w:r>
     </w:p>
     <w:p>
-      <w:r>
-        <w:t>After your attempt, compare with the supported explanation: Review evidence A passing rehearsal supports release review, not automatic promotion. An environment includes code, configuration, permissions and data. A staging label alone cannot create separation.</w:t>
+      <w:pPr>
+        <w:pStyle w:val="Heading3"/>
+      </w:pPr>
+      <w:r>
+        <w:t>Hint · try first</w:t>
       </w:r>
     </w:p>
     <w:p>
       <w:pPr>
-        <w:pStyle w:val="Heading3"/>
-      </w:pPr>
-      <w:r>
-        <w:t>Practice 2: explain the deciding evidence</w:t>
+        <w:spacing w:line="336" w:lineRule="auto" w:after="180"/>
+        <w:shd w:fill="F1F6F8"/>
+      </w:pPr>
+      <w:r>
+        <w:rPr>
+          <w:b w:val="0"/>
+        </w:rPr>
+        <w:t>Hint if needed: Read the steps in the pictorial case. Match the supplied detail to the stage that performs or records it.</w:t>
       </w:r>
     </w:p>
     <w:p>
-      <w:r>
-        <w:t>Changed-case practice: Point staging at the production credential. Which conclusion is supported by the supplied facts?</w:t>
+      <w:pPr>
+        <w:pStyle w:val="Heading3"/>
+      </w:pPr>
+      <w:r>
+        <w:t>Feedback · compare after trying</w:t>
       </w:r>
     </w:p>
     <w:p>
-      <w:r>
-        <w:t>1. This one example guarantees correct results for every future input.</w:t>
+      <w:pPr>
+        <w:spacing w:line="336" w:lineRule="auto" w:after="180"/>
+        <w:shd w:fill="F1F6FC"/>
+      </w:pPr>
+      <w:r>
+        <w:rPr>
+          <w:b w:val="0"/>
+        </w:rPr>
+        <w:t xml:space="preserve">After your attempt, compare with the supported explanation: Review </w:t>
+      </w:r>
+      <w:r>
+        <w:rPr>
+          <w:b/>
+        </w:rPr>
+        <w:t>evidence</w:t>
+      </w:r>
+      <w:r>
+        <w:rPr>
+          <w:b w:val="0"/>
+        </w:rPr>
+        <w:t xml:space="preserve"> A passing rehearsal supports release review, not automatic promotion. An </w:t>
+      </w:r>
+      <w:r>
+        <w:rPr>
+          <w:b/>
+        </w:rPr>
+        <w:t>environment</w:t>
+      </w:r>
+      <w:r>
+        <w:rPr>
+          <w:b w:val="0"/>
+        </w:rPr>
+        <w:t xml:space="preserve"> includes code, configuration, permissions and data.</w:t>
       </w:r>
     </w:p>
     <w:p>
-      <w:r>
-        <w:t>2. We can decide the result without examining the changed input or the procedure.</w:t>
+      <w:pPr>
+        <w:spacing w:line="336" w:lineRule="auto" w:after="180"/>
+        <w:shd w:fill="F1F6FC"/>
+      </w:pPr>
+      <w:r>
+        <w:rPr>
+          <w:b w:val="0"/>
+        </w:rPr>
+        <w:t>A staging label alone cannot create separation.</w:t>
       </w:r>
     </w:p>
     <w:p>
-      <w:r>
-        <w:t>3. Stop the rehearsal because its separation boundary is breached.</w:t>
+      <w:pPr>
+        <w:pStyle w:val="Heading3"/>
+      </w:pPr>
+      <w:r>
+        <w:t>Practice 2: explain the deciding evidence</w:t>
       </w:r>
     </w:p>
     <w:p>
@@ -1255,91 +1790,1134 @@
         <w:pStyle w:val="Heading3"/>
       </w:pPr>
       <w:r>
-        <w:t>My selected conclusion, deciding fact and explanation</w:t>
+        <w:t>Changed case · predict first</w:t>
       </w:r>
     </w:p>
     <w:p>
-      <w:r>
-        <w:t>________________________________________________________________</w:t>
+      <w:pPr>
+        <w:spacing w:line="336" w:lineRule="auto" w:after="180"/>
+        <w:shd w:fill="F5F1FB"/>
+      </w:pPr>
+      <w:r>
+        <w:rPr>
+          <w:b w:val="0"/>
+        </w:rPr>
+        <w:t>Changed-case practice: Point staging at the production credential. Which conclusion is supported by the supplied facts?</w:t>
       </w:r>
     </w:p>
     <w:p>
-      <w:r>
-        <w:t>________________________________________________________________</w:t>
+      <w:pPr>
+        <w:spacing w:line="336" w:lineRule="auto" w:after="180"/>
+        <w:shd w:fill="F4F9FC"/>
+      </w:pPr>
+      <w:r>
+        <w:rPr>
+          <w:b w:val="0"/>
+        </w:rPr>
+        <w:t xml:space="preserve">1. This one example guarantees correct results for every future </w:t>
+      </w:r>
+      <w:r>
+        <w:rPr>
+          <w:b/>
+        </w:rPr>
+        <w:t>input</w:t>
+      </w:r>
+      <w:r>
+        <w:rPr>
+          <w:b w:val="0"/>
+        </w:rPr>
+        <w:t>.</w:t>
       </w:r>
     </w:p>
     <w:p>
-      <w:r>
-        <w:t>________________________________________________________________</w:t>
+      <w:pPr>
+        <w:spacing w:line="336" w:lineRule="auto" w:after="180"/>
+        <w:shd w:fill="F4F9FC"/>
+      </w:pPr>
+      <w:r>
+        <w:rPr>
+          <w:b w:val="0"/>
+        </w:rPr>
+        <w:t xml:space="preserve">2. We can decide the result without examining the changed </w:t>
+      </w:r>
+      <w:r>
+        <w:rPr>
+          <w:b/>
+        </w:rPr>
+        <w:t>input</w:t>
+      </w:r>
+      <w:r>
+        <w:rPr>
+          <w:b w:val="0"/>
+        </w:rPr>
+        <w:t xml:space="preserve"> or the procedure.</w:t>
       </w:r>
     </w:p>
     <w:p>
-      <w:r>
-        <w:t>________________________________________________________________</w:t>
+      <w:pPr>
+        <w:spacing w:line="336" w:lineRule="auto" w:after="180"/>
+        <w:shd w:fill="F4F9FC"/>
+      </w:pPr>
+      <w:r>
+        <w:rPr>
+          <w:b w:val="0"/>
+        </w:rPr>
+        <w:t>3. Stop the rehearsal because its separation boundary is breached.</w:t>
       </w:r>
     </w:p>
     <w:p>
-      <w:r>
-        <w:t>________________________________________________________________</w:t>
+      <w:pPr>
+        <w:pStyle w:val="Heading3"/>
+      </w:pPr>
+      <w:r>
+        <w:t>My selected conclusion, deciding fact and explanation</w:t>
       </w:r>
     </w:p>
     <w:p>
       <w:r>
-        <w:t>Hint if needed: Use the changed condition and the deciding step in the pictorial trace. The answer must say what follows from those facts.</w:t>
+        <w:t>________________________________________________________________</w:t>
       </w:r>
     </w:p>
     <w:p>
       <w:r>
-        <w:t>After your attempt, compare with the supported explanation: Stop the rehearsal because its separation boundary is breached. Actual access matters more than the environment label.</w:t>
+        <w:t>________________________________________________________________</w:t>
       </w:r>
     </w:p>
     <w:p>
-      <w:pPr>
-        <w:pStyle w:val="Heading3"/>
-      </w:pPr>
-      <w:r>
-        <w:t>Repair a missing building block</w:t>
+      <w:r>
+        <w:t>________________________________________________________________</w:t>
       </w:r>
     </w:p>
     <w:p>
       <w:r>
-        <w:t>Review Queues and asynchronous work (ai-6/22). Goal: Explain the mechanism and terminology of queues and asynchronous work. Short practice: Explain what the queued J12 submission response proves and what it does not. Which event permits succeeded status, and what status is honest after a worker crash?. Return to this week and explain what you changed.</w:t>
+        <w:t>________________________________________________________________</w:t>
       </w:r>
     </w:p>
     <w:p>
       <w:r>
-        <w:t>Review Data retention and deletion (ai-6/20). Goal: Explain the mechanism and terminology of data retention and deletion. Short practice: Apply the seven-day boundary to T1 and T2. How many T2 locations need verification, and may deletion be called complete if its backup remains?. Return to this week and explain what you changed.</w:t>
+        <w:t>________________________________________________________________</w:t>
       </w:r>
     </w:p>
     <w:p>
-      <w:r>
-        <w:t>Review External side effects and recovery (ai-6/17). Goal: Explain the mechanism and terminology of external side effects and recovery. Short practice: Distinguish a missing printer acknowledgement from confirmed failure. What should happen if J6 is complete, and what evidence changes when J6 is reliably reported absent?. Return to this week and explain what you changed.</w:t>
+      <w:pPr>
+        <w:pStyle w:val="Heading3"/>
+      </w:pPr>
+      <w:r>
+        <w:t>Hint · try first</w:t>
       </w:r>
     </w:p>
     <w:p>
       <w:pPr>
-        <w:pStyle w:val="Heading3"/>
-      </w:pPr>
-      <w:r>
-        <w:t>Keep your completed work</w:t>
+        <w:spacing w:line="336" w:lineRule="auto" w:after="180"/>
+        <w:shd w:fill="F1F6F8"/>
+      </w:pPr>
+      <w:r>
+        <w:rPr>
+          <w:b w:val="0"/>
+        </w:rPr>
+        <w:t>Hint if needed: Use the changed condition and the deciding step in the pictorial trace. The answer must say what follows from those facts.</w:t>
       </w:r>
     </w:p>
     <w:p>
-      <w:r>
-        <w:t>Use Download completed work in the hosted lesson to export your answers, reflections, practice feedback and code-run evidence. Open the HTML copy to read or print it. Drafts stay in this browser when storage is available; clear drafts on a shared device.</w:t>
+      <w:pPr>
+        <w:pStyle w:val="Heading3"/>
+      </w:pPr>
+      <w:r>
+        <w:t>Feedback · compare after trying</w:t>
       </w:r>
     </w:p>
     <w:p>
       <w:pPr>
-        <w:pStyle w:val="Heading3"/>
-      </w:pPr>
-      <w:r>
-        <w:t>What I repaired, the evidence I kept and the next test</w:t>
+        <w:spacing w:line="336" w:lineRule="auto" w:after="180"/>
+        <w:shd w:fill="F1F6FC"/>
+      </w:pPr>
+      <w:r>
+        <w:rPr>
+          <w:b w:val="0"/>
+        </w:rPr>
+        <w:t xml:space="preserve">After your attempt, compare with the supported explanation: Stop the rehearsal because its separation boundary is breached. Actual access matters more than the </w:t>
+      </w:r>
+      <w:r>
+        <w:rPr>
+          <w:b/>
+        </w:rPr>
+        <w:t>environment</w:t>
+      </w:r>
+      <w:r>
+        <w:rPr>
+          <w:b w:val="0"/>
+        </w:rPr>
+        <w:t xml:space="preserve"> label.</w:t>
       </w:r>
     </w:p>
     <w:p>
+      <w:pPr>
+        <w:pStyle w:val="Heading3"/>
+      </w:pPr>
+      <w:r>
+        <w:t>Repair a missing building block</w:t>
+      </w:r>
+    </w:p>
+    <w:p>
+      <w:pPr>
+        <w:spacing w:line="336" w:lineRule="auto" w:after="180"/>
+      </w:pPr>
+      <w:r>
+        <w:rPr>
+          <w:b w:val="0"/>
+        </w:rPr>
+        <w:t xml:space="preserve">Review Queues and asynchronous work (ai-6/22). Goal: Explain the </w:t>
+      </w:r>
+      <w:r>
+        <w:rPr>
+          <w:b/>
+        </w:rPr>
+        <w:t>mechanism</w:t>
+      </w:r>
+      <w:r>
+        <w:rPr>
+          <w:b w:val="0"/>
+        </w:rPr>
+        <w:t xml:space="preserve"> and terminology of queues and asynchronous work. Short practice: Explain what the queued J12 submission response proves and what it does not.</w:t>
+      </w:r>
+    </w:p>
+    <w:p>
+      <w:pPr>
+        <w:spacing w:line="336" w:lineRule="auto" w:after="180"/>
+      </w:pPr>
+      <w:r>
+        <w:rPr>
+          <w:b w:val="0"/>
+        </w:rPr>
+        <w:t>Which event permits succeeded status, and what status is honest after a worker crash?. Return to this week and explain what you changed.</w:t>
+      </w:r>
+    </w:p>
+    <w:p>
+      <w:pPr>
+        <w:spacing w:line="336" w:lineRule="auto" w:after="180"/>
+      </w:pPr>
+      <w:r>
+        <w:rPr>
+          <w:b w:val="0"/>
+        </w:rPr>
+        <w:t xml:space="preserve">Review Data retention and deletion (ai-6/20). Goal: Explain the </w:t>
+      </w:r>
+      <w:r>
+        <w:rPr>
+          <w:b/>
+        </w:rPr>
+        <w:t>mechanism</w:t>
+      </w:r>
+      <w:r>
+        <w:rPr>
+          <w:b w:val="0"/>
+        </w:rPr>
+        <w:t xml:space="preserve"> and terminology of data retention and deletion. Short practice: Apply the seven-day boundary to T1 and T2.</w:t>
+      </w:r>
+    </w:p>
+    <w:p>
+      <w:pPr>
+        <w:spacing w:line="336" w:lineRule="auto" w:after="180"/>
+      </w:pPr>
+      <w:r>
+        <w:rPr>
+          <w:b w:val="0"/>
+        </w:rPr>
+        <w:t>How many T2 locations need verification, and may deletion be called complete if its backup remains?. Return to this week and explain what you changed.</w:t>
+      </w:r>
+    </w:p>
+    <w:p>
+      <w:pPr>
+        <w:spacing w:line="336" w:lineRule="auto" w:after="180"/>
+      </w:pPr>
+      <w:r>
+        <w:rPr>
+          <w:b w:val="0"/>
+        </w:rPr>
+        <w:t xml:space="preserve">Review External side effects and recovery (ai-6/17). Goal: Explain the </w:t>
+      </w:r>
+      <w:r>
+        <w:rPr>
+          <w:b/>
+        </w:rPr>
+        <w:t>mechanism</w:t>
+      </w:r>
+      <w:r>
+        <w:rPr>
+          <w:b w:val="0"/>
+        </w:rPr>
+        <w:t xml:space="preserve"> and terminology of external side effects and recovery. Short practice: Distinguish a missing printer acknowledgement from confirmed failure.</w:t>
+      </w:r>
+    </w:p>
+    <w:p>
+      <w:pPr>
+        <w:spacing w:line="336" w:lineRule="auto" w:after="180"/>
+      </w:pPr>
+      <w:r>
+        <w:rPr>
+          <w:b w:val="0"/>
+        </w:rPr>
+        <w:t xml:space="preserve">What should happen if J6 is complete, and what </w:t>
+      </w:r>
+      <w:r>
+        <w:rPr>
+          <w:b/>
+        </w:rPr>
+        <w:t>evidence</w:t>
+      </w:r>
+      <w:r>
+        <w:rPr>
+          <w:b w:val="0"/>
+        </w:rPr>
+        <w:t xml:space="preserve"> changes when J6 is reliably reported absent?. Return to this week and explain what you changed.</w:t>
+      </w:r>
+    </w:p>
+    <w:p>
+      <w:pPr>
+        <w:pStyle w:val="Heading3"/>
+      </w:pPr>
+      <w:r>
+        <w:t>Keep your completed work</w:t>
+      </w:r>
+    </w:p>
+    <w:p>
+      <w:pPr>
+        <w:spacing w:line="336" w:lineRule="auto" w:after="180"/>
+      </w:pPr>
+      <w:r>
+        <w:rPr>
+          <w:b w:val="0"/>
+        </w:rPr>
+        <w:t xml:space="preserve">Use Download completed work in the hosted lesson to export your answers, reflections, practice feedback and code-run </w:t>
+      </w:r>
+      <w:r>
+        <w:rPr>
+          <w:b/>
+        </w:rPr>
+        <w:t>evidence</w:t>
+      </w:r>
+      <w:r>
+        <w:rPr>
+          <w:b w:val="0"/>
+        </w:rPr>
+        <w:t>. Open the HTML copy to read or print it.</w:t>
+      </w:r>
+    </w:p>
+    <w:p>
+      <w:pPr>
+        <w:spacing w:line="336" w:lineRule="auto" w:after="180"/>
+      </w:pPr>
+      <w:r>
+        <w:rPr>
+          <w:b w:val="0"/>
+        </w:rPr>
+        <w:t>Drafts stay in this browser when storage is available; clear drafts on a shared device.</w:t>
+      </w:r>
+    </w:p>
+    <w:p>
+      <w:pPr>
+        <w:pStyle w:val="Heading3"/>
+      </w:pPr>
+      <w:r>
+        <w:t>What I repaired, the evidence I kept and the next test</w:t>
+      </w:r>
+    </w:p>
+    <w:p>
       <w:r>
         <w:t>________________________________________________________________</w:t>
+      </w:r>
+    </w:p>
+    <w:p>
+      <w:r>
+        <w:t>________________________________________________________________</w:t>
+      </w:r>
+    </w:p>
+    <w:p>
+      <w:r>
+        <w:t>________________________________________________________________</w:t>
+      </w:r>
+    </w:p>
+    <w:p>
+      <w:r>
+        <w:t>________________________________________________________________</w:t>
+      </w:r>
+    </w:p>
+    <w:p>
+      <w:r>
+        <w:t>________________________________________________________________</w:t>
+      </w:r>
+    </w:p>
+    <w:p>
+      <w:pPr>
+        <w:pStyle w:val="Heading1"/>
+      </w:pPr>
+      <w:r>
+        <w:t>15. Visual concept journey</w:t>
+      </w:r>
+    </w:p>
+    <w:p>
+      <w:r>
+        <w:t>Explain each Deployment environments picture from its labels, then record a relevant limit.</w:t>
+      </w:r>
+    </w:p>
+    <w:p>
+      <w:pPr>
+        <w:pStyle w:val="Heading3"/>
+      </w:pPr>
+      <w:r>
+        <w:t>01. Deployment environments: the case</w:t>
+      </w:r>
+    </w:p>
+    <w:p>
+      <w:r>
+        <w:drawing>
+          <wp:inline xmlns:a="http://schemas.openxmlformats.org/drawingml/2006/main" xmlns:pic="http://schemas.openxmlformats.org/drawingml/2006/picture">
+            <wp:extent cx="5486400" cy="2834640"/>
+            <wp:docPr id="2" name="Picture 2" descr="Separate rehearsal and live service. Staging rehearses a new answer version with fictional records; production serves approved school records. Supplied facts: Staging card names trial room Z; production card names room A. Credentials and stores are separate."/>
+            <wp:cNvGraphicFramePr>
+              <a:graphicFrameLocks noChangeAspect="1"/>
+            </wp:cNvGraphicFramePr>
+            <a:graphic>
+              <a:graphicData uri="http://schemas.openxmlformats.org/drawingml/2006/picture">
+                <pic:pic>
+                  <pic:nvPicPr>
+                    <pic:cNvPr id="0" name="academy-story-ai-6-23-01.png"/>
+                    <pic:cNvPicPr/>
+                  </pic:nvPicPr>
+                  <pic:blipFill>
+                    <a:blip r:embed="rId10"/>
+                    <a:stretch>
+                      <a:fillRect/>
+                    </a:stretch>
+                  </pic:blipFill>
+                  <pic:spPr>
+                    <a:xfrm>
+                      <a:off x="0" y="0"/>
+                      <a:ext cx="5486400" cy="2834640"/>
+                    </a:xfrm>
+                    <a:prstGeom prst="rect"/>
+                  </pic:spPr>
+                </pic:pic>
+              </a:graphicData>
+            </a:graphic>
+          </wp:inline>
+        </w:drawing>
+      </w:r>
+    </w:p>
+    <w:p>
+      <w:pPr>
+        <w:spacing w:line="336" w:lineRule="auto" w:after="180"/>
+      </w:pPr>
+      <w:r>
+        <w:rPr>
+          <w:b w:val="0"/>
+        </w:rPr>
+        <w:t>Separate rehearsal and live service. Staging rehearses a new answer version with fictional records; production serves approved school records. Supplied facts: Staging card names trial room Z; production card names room A.</w:t>
+      </w:r>
+    </w:p>
+    <w:p>
+      <w:pPr>
+        <w:spacing w:line="336" w:lineRule="auto" w:after="180"/>
+      </w:pPr>
+      <w:r>
+        <w:rPr>
+          <w:b w:val="0"/>
+        </w:rPr>
+        <w:t>Credentials and stores are separate.</w:t>
+      </w:r>
+    </w:p>
+    <w:p>
+      <w:pPr>
+        <w:spacing w:line="336" w:lineRule="auto" w:after="180"/>
+        <w:shd w:fill="F5F1FB"/>
+      </w:pPr>
+      <w:r>
+        <w:rPr>
+          <w:b w:val="0"/>
+        </w:rPr>
+        <w:t>Point to the given fact that matters most. Explain why it matters.</w:t>
+      </w:r>
+    </w:p>
+    <w:p>
+      <w:pPr>
+        <w:pStyle w:val="Heading3"/>
+      </w:pPr>
+      <w:r>
+        <w:t>My picture explanation, deciding evidence and one limit</w:t>
+      </w:r>
+    </w:p>
+    <w:p>
+      <w:r>
+        <w:t>________________________________________________________________</w:t>
+      </w:r>
+    </w:p>
+    <w:p>
+      <w:r>
+        <w:t>________________________________________________________________</w:t>
+      </w:r>
+    </w:p>
+    <w:p>
+      <w:r>
+        <w:t>________________________________________________________________</w:t>
+      </w:r>
+    </w:p>
+    <w:p>
+      <w:r>
+        <w:t>________________________________________________________________</w:t>
+      </w:r>
+    </w:p>
+    <w:p>
+      <w:pPr>
+        <w:pStyle w:val="Heading3"/>
+      </w:pPr>
+      <w:r>
+        <w:t>02. Follow the deciding steps</w:t>
+      </w:r>
+    </w:p>
+    <w:p>
+      <w:r>
+        <w:drawing>
+          <wp:inline xmlns:a="http://schemas.openxmlformats.org/drawingml/2006/main" xmlns:pic="http://schemas.openxmlformats.org/drawingml/2006/picture">
+            <wp:extent cx="5486400" cy="3182112"/>
+            <wp:docPr id="3" name="Picture 3" descr="Use staging data: The rehearsal reads fictional room Z. → Check actual connection: Staging credentials must not reach production storage. → Review evidence: A passing rehearsal supports release review, not automatic promotion."/>
+            <wp:cNvGraphicFramePr>
+              <a:graphicFrameLocks noChangeAspect="1"/>
+            </wp:cNvGraphicFramePr>
+            <a:graphic>
+              <a:graphicData uri="http://schemas.openxmlformats.org/drawingml/2006/picture">
+                <pic:pic>
+                  <pic:nvPicPr>
+                    <pic:cNvPr id="0" name="academy-story-ai-6-23-02.png"/>
+                    <pic:cNvPicPr/>
+                  </pic:nvPicPr>
+                  <pic:blipFill>
+                    <a:blip r:embed="rId11"/>
+                    <a:stretch>
+                      <a:fillRect/>
+                    </a:stretch>
+                  </pic:blipFill>
+                  <pic:spPr>
+                    <a:xfrm>
+                      <a:off x="0" y="0"/>
+                      <a:ext cx="5486400" cy="3182112"/>
+                    </a:xfrm>
+                    <a:prstGeom prst="rect"/>
+                  </pic:spPr>
+                </pic:pic>
+              </a:graphicData>
+            </a:graphic>
+          </wp:inline>
+        </w:drawing>
+      </w:r>
+    </w:p>
+    <w:p>
+      <w:pPr>
+        <w:spacing w:line="336" w:lineRule="auto" w:after="180"/>
+      </w:pPr>
+      <w:r>
+        <w:rPr>
+          <w:b w:val="0"/>
+        </w:rPr>
+        <w:t xml:space="preserve">Use staging data: The rehearsal reads fictional room Z. → Check actual connection: Staging credentials must not reach production storage. → Review </w:t>
+      </w:r>
+      <w:r>
+        <w:rPr>
+          <w:b/>
+        </w:rPr>
+        <w:t>evidence</w:t>
+      </w:r>
+      <w:r>
+        <w:rPr>
+          <w:b w:val="0"/>
+        </w:rPr>
+        <w:t>: A passing rehearsal supports release review, not automatic promotion.</w:t>
+      </w:r>
+    </w:p>
+    <w:p>
+      <w:pPr>
+        <w:spacing w:line="336" w:lineRule="auto" w:after="180"/>
+        <w:shd w:fill="F5F1FB"/>
+      </w:pPr>
+      <w:r>
+        <w:rPr>
+          <w:b w:val="0"/>
+        </w:rPr>
+        <w:t xml:space="preserve">Point to each numbered stage and explain which recorded </w:t>
+      </w:r>
+      <w:r>
+        <w:rPr>
+          <w:b/>
+        </w:rPr>
+        <w:t>input</w:t>
+      </w:r>
+      <w:r>
+        <w:rPr>
+          <w:b w:val="0"/>
+        </w:rPr>
+        <w:t xml:space="preserve"> it uses.</w:t>
+      </w:r>
+    </w:p>
+    <w:p>
+      <w:pPr>
+        <w:pStyle w:val="Heading3"/>
+      </w:pPr>
+      <w:r>
+        <w:t>My picture explanation, deciding evidence and one limit</w:t>
+      </w:r>
+    </w:p>
+    <w:p>
+      <w:r>
+        <w:t>________________________________________________________________</w:t>
+      </w:r>
+    </w:p>
+    <w:p>
+      <w:r>
+        <w:t>________________________________________________________________</w:t>
+      </w:r>
+    </w:p>
+    <w:p>
+      <w:r>
+        <w:t>________________________________________________________________</w:t>
+      </w:r>
+    </w:p>
+    <w:p>
+      <w:r>
+        <w:t>________________________________________________________________</w:t>
+      </w:r>
+    </w:p>
+    <w:p>
+      <w:pPr>
+        <w:pStyle w:val="Heading3"/>
+      </w:pPr>
+      <w:r>
+        <w:t>03. Deployment environments — evidence trace</w:t>
+      </w:r>
+    </w:p>
+    <w:p>
+      <w:r>
+        <w:drawing>
+          <wp:inline xmlns:a="http://schemas.openxmlformats.org/drawingml/2006/main" xmlns:pic="http://schemas.openxmlformats.org/drawingml/2006/picture">
+            <wp:extent cx="5486400" cy="2996184"/>
+            <wp:docPr id="4" name="Picture 4" descr="Deployment environments — evidence trace. Staging configuration points to production storage while the interface displays staging. | For the classroom mock ENV selects a separate fixture store and secret namespace. Validate allowed environment names. A staging run cannot use production write credentials. | The label is misleading; block the run through configuration validation. A display badge is not an isolation boundary."/>
+            <wp:cNvGraphicFramePr>
+              <a:graphicFrameLocks noChangeAspect="1"/>
+            </wp:cNvGraphicFramePr>
+            <a:graphic>
+              <a:graphicData uri="http://schemas.openxmlformats.org/drawingml/2006/picture">
+                <pic:pic>
+                  <pic:nvPicPr>
+                    <pic:cNvPr id="0" name="academy-story-ai-6-23-03.png"/>
+                    <pic:cNvPicPr/>
+                  </pic:nvPicPr>
+                  <pic:blipFill>
+                    <a:blip r:embed="rId12"/>
+                    <a:stretch>
+                      <a:fillRect/>
+                    </a:stretch>
+                  </pic:blipFill>
+                  <pic:spPr>
+                    <a:xfrm>
+                      <a:off x="0" y="0"/>
+                      <a:ext cx="5486400" cy="2996184"/>
+                    </a:xfrm>
+                    <a:prstGeom prst="rect"/>
+                  </pic:spPr>
+                </pic:pic>
+              </a:graphicData>
+            </a:graphic>
+          </wp:inline>
+        </w:drawing>
+      </w:r>
+    </w:p>
+    <w:p>
+      <w:pPr>
+        <w:spacing w:line="336" w:lineRule="auto" w:after="180"/>
+      </w:pPr>
+      <w:r>
+        <w:rPr>
+          <w:b w:val="0"/>
+        </w:rPr>
+        <w:t xml:space="preserve">Deployment </w:t>
+      </w:r>
+      <w:r>
+        <w:rPr>
+          <w:b/>
+        </w:rPr>
+        <w:t>environment</w:t>
+      </w:r>
+      <w:r>
+        <w:rPr>
+          <w:b w:val="0"/>
+        </w:rPr>
+        <w:t xml:space="preserve">s — </w:t>
+      </w:r>
+      <w:r>
+        <w:rPr>
+          <w:b/>
+        </w:rPr>
+        <w:t>evidence</w:t>
+      </w:r>
+      <w:r>
+        <w:rPr>
+          <w:b w:val="0"/>
+        </w:rPr>
+        <w:t xml:space="preserve"> trace. Staging configuration points to production storage while the interface displays staging. | For the classroom mock ENV selects a separate fixture store and secret namespace.</w:t>
+      </w:r>
+    </w:p>
+    <w:p>
+      <w:pPr>
+        <w:spacing w:line="336" w:lineRule="auto" w:after="180"/>
+      </w:pPr>
+      <w:r>
+        <w:rPr>
+          <w:b w:val="0"/>
+        </w:rPr>
+        <w:t xml:space="preserve">Validate allowed </w:t>
+      </w:r>
+      <w:r>
+        <w:rPr>
+          <w:b/>
+        </w:rPr>
+        <w:t>environment</w:t>
+      </w:r>
+      <w:r>
+        <w:rPr>
+          <w:b w:val="0"/>
+        </w:rPr>
+        <w:t xml:space="preserve"> names. A staging run cannot use production write credentials. | The label is misleading; block the run through configuration validation. A display badge is not an </w:t>
+      </w:r>
+      <w:r>
+        <w:rPr>
+          <w:b/>
+        </w:rPr>
+        <w:t>isolation</w:t>
+      </w:r>
+      <w:r>
+        <w:rPr>
+          <w:b w:val="0"/>
+        </w:rPr>
+        <w:t xml:space="preserve"> boundary.</w:t>
+      </w:r>
+    </w:p>
+    <w:p>
+      <w:pPr>
+        <w:spacing w:line="336" w:lineRule="auto" w:after="180"/>
+        <w:shd w:fill="F5F1FB"/>
+      </w:pPr>
+      <w:r>
+        <w:rPr>
+          <w:b w:val="0"/>
+        </w:rPr>
+        <w:t>Read the labels and values. Explain the relationship the model shows.</w:t>
+      </w:r>
+    </w:p>
+    <w:p>
+      <w:pPr>
+        <w:pStyle w:val="Heading3"/>
+      </w:pPr>
+      <w:r>
+        <w:t>My picture explanation, deciding evidence and one limit</w:t>
+      </w:r>
+    </w:p>
+    <w:p>
+      <w:r>
+        <w:t>________________________________________________________________</w:t>
+      </w:r>
+    </w:p>
+    <w:p>
+      <w:r>
+        <w:t>________________________________________________________________</w:t>
+      </w:r>
+    </w:p>
+    <w:p>
+      <w:r>
+        <w:t>________________________________________________________________</w:t>
+      </w:r>
+    </w:p>
+    <w:p>
+      <w:r>
+        <w:t>________________________________________________________________</w:t>
+      </w:r>
+    </w:p>
+    <w:p>
+      <w:pPr>
+        <w:pStyle w:val="Heading3"/>
+      </w:pPr>
+      <w:r>
+        <w:t>04. Change one thing. Trace what follows.</w:t>
+      </w:r>
+    </w:p>
+    <w:p>
+      <w:r>
+        <w:drawing>
+          <wp:inline xmlns:a="http://schemas.openxmlformats.org/drawingml/2006/main" xmlns:pic="http://schemas.openxmlformats.org/drawingml/2006/picture">
+            <wp:extent cx="5486400" cy="3026664"/>
+            <wp:docPr id="5" name="Picture 5" descr="Original case: A passing rehearsal supports release review, not automatic promotion. Changed condition: Point staging at the production credential. Expected result: Stop the rehearsal because its separation boundary is breached. Reason: Actual access matters more than the environment label."/>
+            <wp:cNvGraphicFramePr>
+              <a:graphicFrameLocks noChangeAspect="1"/>
+            </wp:cNvGraphicFramePr>
+            <a:graphic>
+              <a:graphicData uri="http://schemas.openxmlformats.org/drawingml/2006/picture">
+                <pic:pic>
+                  <pic:nvPicPr>
+                    <pic:cNvPr id="0" name="academy-story-ai-6-23-04.png"/>
+                    <pic:cNvPicPr/>
+                  </pic:nvPicPr>
+                  <pic:blipFill>
+                    <a:blip r:embed="rId13"/>
+                    <a:stretch>
+                      <a:fillRect/>
+                    </a:stretch>
+                  </pic:blipFill>
+                  <pic:spPr>
+                    <a:xfrm>
+                      <a:off x="0" y="0"/>
+                      <a:ext cx="5486400" cy="3026664"/>
+                    </a:xfrm>
+                    <a:prstGeom prst="rect"/>
+                  </pic:spPr>
+                </pic:pic>
+              </a:graphicData>
+            </a:graphic>
+          </wp:inline>
+        </w:drawing>
+      </w:r>
+    </w:p>
+    <w:p>
+      <w:pPr>
+        <w:spacing w:line="336" w:lineRule="auto" w:after="180"/>
+      </w:pPr>
+      <w:r>
+        <w:rPr>
+          <w:b w:val="0"/>
+        </w:rPr>
+        <w:t>Original case: A passing rehearsal supports release review, not automatic promotion. Changed condition: Point staging at the production credential.</w:t>
+      </w:r>
+    </w:p>
+    <w:p>
+      <w:pPr>
+        <w:spacing w:line="336" w:lineRule="auto" w:after="180"/>
+      </w:pPr>
+      <w:r>
+        <w:rPr>
+          <w:b w:val="0"/>
+        </w:rPr>
+        <w:t xml:space="preserve">Expected result: Stop the rehearsal because its separation boundary is breached. Reason: Actual access matters more than the </w:t>
+      </w:r>
+      <w:r>
+        <w:rPr>
+          <w:b/>
+        </w:rPr>
+        <w:t>environment</w:t>
+      </w:r>
+      <w:r>
+        <w:rPr>
+          <w:b w:val="0"/>
+        </w:rPr>
+        <w:t xml:space="preserve"> label.</w:t>
+      </w:r>
+    </w:p>
+    <w:p>
+      <w:pPr>
+        <w:spacing w:line="336" w:lineRule="auto" w:after="180"/>
+        <w:shd w:fill="F5F1FB"/>
+      </w:pPr>
+      <w:r>
+        <w:rPr>
+          <w:b w:val="0"/>
+        </w:rPr>
+        <w:t>Predict before checking the worked changed-case result. Name what changed and what the supplied facts allow you to conclude.</w:t>
+      </w:r>
+    </w:p>
+    <w:p>
+      <w:pPr>
+        <w:pStyle w:val="Heading3"/>
+      </w:pPr>
+      <w:r>
+        <w:t>My picture explanation, deciding evidence and one limit</w:t>
+      </w:r>
+    </w:p>
+    <w:p>
+      <w:r>
+        <w:t>________________________________________________________________</w:t>
+      </w:r>
+    </w:p>
+    <w:p>
+      <w:r>
+        <w:t>________________________________________________________________</w:t>
+      </w:r>
+    </w:p>
+    <w:p>
+      <w:r>
+        <w:t>________________________________________________________________</w:t>
+      </w:r>
+    </w:p>
+    <w:p>
+      <w:r>
+        <w:t>________________________________________________________________</w:t>
+      </w:r>
+    </w:p>
+    <w:p>
+      <w:pPr>
+        <w:pStyle w:val="Heading3"/>
+      </w:pPr>
+      <w:r>
+        <w:t>05. Connect the explanation to its limit</w:t>
+      </w:r>
+    </w:p>
+    <w:p>
+      <w:r>
+        <w:drawing>
+          <wp:inline xmlns:a="http://schemas.openxmlformats.org/drawingml/2006/main" xmlns:pic="http://schemas.openxmlformats.org/drawingml/2006/picture">
+            <wp:extent cx="5486400" cy="2834640"/>
+            <wp:docPr id="6" name="Picture 6" descr="An environment includes code, configuration, permissions and data. A staging label alone cannot create separation. Limit: Fictional fixtures can miss live edge cases; use approved privacy-safe representative test conditions too."/>
+            <wp:cNvGraphicFramePr>
+              <a:graphicFrameLocks noChangeAspect="1"/>
+            </wp:cNvGraphicFramePr>
+            <a:graphic>
+              <a:graphicData uri="http://schemas.openxmlformats.org/drawingml/2006/picture">
+                <pic:pic>
+                  <pic:nvPicPr>
+                    <pic:cNvPr id="0" name="academy-story-ai-6-23-05.png"/>
+                    <pic:cNvPicPr/>
+                  </pic:nvPicPr>
+                  <pic:blipFill>
+                    <a:blip r:embed="rId14"/>
+                    <a:stretch>
+                      <a:fillRect/>
+                    </a:stretch>
+                  </pic:blipFill>
+                  <pic:spPr>
+                    <a:xfrm>
+                      <a:off x="0" y="0"/>
+                      <a:ext cx="5486400" cy="2834640"/>
+                    </a:xfrm>
+                    <a:prstGeom prst="rect"/>
+                  </pic:spPr>
+                </pic:pic>
+              </a:graphicData>
+            </a:graphic>
+          </wp:inline>
+        </w:drawing>
+      </w:r>
+    </w:p>
+    <w:p>
+      <w:pPr>
+        <w:spacing w:line="336" w:lineRule="auto" w:after="180"/>
+      </w:pPr>
+      <w:r>
+        <w:rPr>
+          <w:b w:val="0"/>
+        </w:rPr>
+        <w:t xml:space="preserve">An </w:t>
+      </w:r>
+      <w:r>
+        <w:rPr>
+          <w:b/>
+        </w:rPr>
+        <w:t>environment</w:t>
+      </w:r>
+      <w:r>
+        <w:rPr>
+          <w:b w:val="0"/>
+        </w:rPr>
+        <w:t xml:space="preserve"> includes code, configuration, permissions and data. A staging label alone cannot create separation.</w:t>
+      </w:r>
+    </w:p>
+    <w:p>
+      <w:pPr>
+        <w:spacing w:line="336" w:lineRule="auto" w:after="180"/>
+      </w:pPr>
+      <w:r>
+        <w:rPr>
+          <w:b w:val="0"/>
+        </w:rPr>
+        <w:t>Limit: Fictional fixtures can miss live edge cases; use approved privacy-safe representative test conditions too.</w:t>
+      </w:r>
+    </w:p>
+    <w:p>
+      <w:pPr>
+        <w:spacing w:line="336" w:lineRule="auto" w:after="180"/>
+        <w:shd w:fill="F5F1FB"/>
+      </w:pPr>
+      <w:r>
+        <w:rPr>
+          <w:b w:val="0"/>
+        </w:rPr>
+        <w:t>Explain the case, then point to a limit on the claim.</w:t>
+      </w:r>
+    </w:p>
+    <w:p>
+      <w:pPr>
+        <w:pStyle w:val="Heading3"/>
+      </w:pPr>
+      <w:r>
+        <w:t>My picture explanation, deciding evidence and one limit</w:t>
+      </w:r>
+    </w:p>
+    <w:p>
+      <w:r>
+        <w:t>________________________________________________________________</w:t>
+      </w:r>
+    </w:p>
+    <w:p>
+      <w:r>
+        <w:t>________________________________________________________________</w:t>
+      </w:r>
+    </w:p>
+    <w:p>
+      <w:r>
+        <w:t>________________________________________________________________</w:t>
+      </w:r>
+    </w:p>
+    <w:p>
+      <w:r>
+        <w:t>________________________________________________________________</w:t>
+      </w:r>
+    </w:p>
+    <w:p>
+      <w:pPr>
+        <w:pStyle w:val="Heading3"/>
+      </w:pPr>
+      <w:r>
+        <w:t>06. Make the idea visible in your project</w:t>
+      </w:r>
+    </w:p>
+    <w:p>
+      <w:r>
+        <w:drawing>
+          <wp:inline xmlns:a="http://schemas.openxmlformats.org/drawingml/2006/main" xmlns:pic="http://schemas.openxmlformats.org/drawingml/2006/picture">
+            <wp:extent cx="5486400" cy="3529584"/>
+            <wp:docPr id="7" name="Picture 7" descr="For the Grounded Learning Service, retain an annotated trace and the changed-case result. Name the contract or evidence that makes the deciding step valid, so another team can review it. Draw your input, deciding step, result and limit. Supported question: Identify the staging data and credential boundary. Why must the rehearsal stop if its credential reaches production even though the process is labelled staging?"/>
+            <wp:cNvGraphicFramePr>
+              <a:graphicFrameLocks noChangeAspect="1"/>
+            </wp:cNvGraphicFramePr>
+            <a:graphic>
+              <a:graphicData uri="http://schemas.openxmlformats.org/drawingml/2006/picture">
+                <pic:pic>
+                  <pic:nvPicPr>
+                    <pic:cNvPr id="0" name="academy-story-ai-6-23-06.png"/>
+                    <pic:cNvPicPr/>
+                  </pic:nvPicPr>
+                  <pic:blipFill>
+                    <a:blip r:embed="rId15"/>
+                    <a:stretch>
+                      <a:fillRect/>
+                    </a:stretch>
+                  </pic:blipFill>
+                  <pic:spPr>
+                    <a:xfrm>
+                      <a:off x="0" y="0"/>
+                      <a:ext cx="5486400" cy="3529584"/>
+                    </a:xfrm>
+                    <a:prstGeom prst="rect"/>
+                  </pic:spPr>
+                </pic:pic>
+              </a:graphicData>
+            </a:graphic>
+          </wp:inline>
+        </w:drawing>
+      </w:r>
+    </w:p>
+    <w:p>
+      <w:pPr>
+        <w:spacing w:line="336" w:lineRule="auto" w:after="180"/>
+      </w:pPr>
+      <w:r>
+        <w:rPr>
+          <w:b w:val="0"/>
+        </w:rPr>
+        <w:t xml:space="preserve">For the Grounded Learning Service, retain an annotated trace and the changed-case result. Name the contract or </w:t>
+      </w:r>
+      <w:r>
+        <w:rPr>
+          <w:b/>
+        </w:rPr>
+        <w:t>evidence</w:t>
+      </w:r>
+      <w:r>
+        <w:rPr>
+          <w:b w:val="0"/>
+        </w:rPr>
+        <w:t xml:space="preserve"> that makes the deciding step valid, so another team can review it.</w:t>
+      </w:r>
+    </w:p>
+    <w:p>
+      <w:pPr>
+        <w:spacing w:line="336" w:lineRule="auto" w:after="180"/>
+      </w:pPr>
+      <w:r>
+        <w:rPr>
+          <w:b w:val="0"/>
+        </w:rPr>
+        <w:t xml:space="preserve">Draw your </w:t>
+      </w:r>
+      <w:r>
+        <w:rPr>
+          <w:b/>
+        </w:rPr>
+        <w:t>input</w:t>
+      </w:r>
+      <w:r>
+        <w:rPr>
+          <w:b w:val="0"/>
+        </w:rPr>
+        <w:t>, deciding step, result and limit. Supported question: Identify the staging data and credential boundary.</w:t>
+      </w:r>
+    </w:p>
+    <w:p>
+      <w:pPr>
+        <w:spacing w:line="336" w:lineRule="auto" w:after="180"/>
+      </w:pPr>
+      <w:r>
+        <w:rPr>
+          <w:b w:val="0"/>
+        </w:rPr>
+        <w:t xml:space="preserve">Why must the rehearsal stop if its credential reaches production even though the </w:t>
+      </w:r>
+      <w:r>
+        <w:rPr>
+          <w:b/>
+        </w:rPr>
+        <w:t>process</w:t>
+      </w:r>
+      <w:r>
+        <w:rPr>
+          <w:b w:val="0"/>
+        </w:rPr>
+        <w:t xml:space="preserve"> is labelled staging?</w:t>
+      </w:r>
+    </w:p>
+    <w:p>
+      <w:pPr>
+        <w:spacing w:line="336" w:lineRule="auto" w:after="180"/>
+        <w:shd w:fill="F5F1FB"/>
+      </w:pPr>
+      <w:r>
+        <w:rPr>
+          <w:b w:val="0"/>
+        </w:rPr>
+        <w:t xml:space="preserve">Draw your project trace and justify the deciding step using </w:t>
+      </w:r>
+      <w:r>
+        <w:rPr>
+          <w:b/>
+        </w:rPr>
+        <w:t>evidence</w:t>
+      </w:r>
+      <w:r>
+        <w:rPr>
+          <w:b w:val="0"/>
+        </w:rPr>
+        <w:t>.</w:t>
+      </w:r>
+    </w:p>
+    <w:p>
+      <w:pPr>
+        <w:pStyle w:val="Heading3"/>
+      </w:pPr>
+      <w:r>
+        <w:t>My picture explanation, deciding evidence and one limit</w:t>
       </w:r>
     </w:p>
     <w:p>

--- a/downloads/workbook/ai-6-week-23.docx
+++ b/downloads/workbook/ai-6-week-23.docx
@@ -168,6 +168,72 @@
     <w:p>
       <w:r>
         <w:t>________________________________________________________________</w:t>
+      </w:r>
+    </w:p>
+    <w:p>
+      <w:pPr>
+        <w:pStyle w:val="Heading3"/>
+      </w:pPr>
+      <w:r>
+        <w:t>Lesson reference for workbook practice</w:t>
+      </w:r>
+    </w:p>
+    <w:p>
+      <w:pPr>
+        <w:spacing w:line="336" w:lineRule="auto" w:after="180"/>
+        <w:shd w:fill="F1F6F8"/>
+      </w:pPr>
+      <w:r>
+        <w:rPr>
+          <w:b w:val="0"/>
+        </w:rPr>
+        <w:t>Use this reference for the original W1–W3 and W5 exercises. The separately named independent case supplies its own changed facts; use those facts for that attempt before feedback.</w:t>
+      </w:r>
+    </w:p>
+    <w:p>
+      <w:pPr>
+        <w:spacing w:line="336" w:lineRule="auto" w:after="180"/>
+      </w:pPr>
+      <w:r>
+        <w:rPr>
+          <w:b w:val="0"/>
+        </w:rPr>
+        <w:t xml:space="preserve">Development, staging and production are distinct </w:t>
+      </w:r>
+      <w:r>
+        <w:rPr>
+          <w:b/>
+        </w:rPr>
+        <w:t>environment</w:t>
+      </w:r>
+      <w:r>
+        <w:rPr>
+          <w:b w:val="0"/>
+        </w:rPr>
+        <w:t>s with explicit data and credential boundaries. Test configuration must not silently target production.</w:t>
+      </w:r>
+    </w:p>
+    <w:p>
+      <w:pPr>
+        <w:spacing w:line="336" w:lineRule="auto" w:after="180"/>
+      </w:pPr>
+      <w:r>
+        <w:rPr>
+          <w:b w:val="0"/>
+        </w:rPr>
+        <w:t xml:space="preserve">For the classroom mock ENV selects a separate fixture store and secret namespace. Validate allowed </w:t>
+      </w:r>
+      <w:r>
+        <w:rPr>
+          <w:b/>
+        </w:rPr>
+        <w:t>environment</w:t>
+      </w:r>
+      <w:r>
+        <w:rPr>
+          <w:b w:val="0"/>
+        </w:rPr>
+        <w:t xml:space="preserve"> names. A staging run cannot use production write credentials.</w:t>
       </w:r>
     </w:p>
     <w:p>

--- a/downloads/workbook/ai-6-week-23.docx
+++ b/downloads/workbook/ai-6-week-23.docx
@@ -25,22 +25,45 @@
         <w:pStyle w:val="Heading1"/>
       </w:pPr>
       <w:r>
-        <w:t>01. Recall and choose your starting point</w:t>
-      </w:r>
-    </w:p>
-    <w:p>
-      <w:r>
-        <w:t>Record your starting explanation for Deployment environments before opening notes. Show any later correction separately.</w:t>
-      </w:r>
-    </w:p>
-    <w:p>
-      <w:pPr>
-        <w:spacing w:line="336" w:lineRule="auto" w:after="180"/>
-      </w:pPr>
-      <w:r>
-        <w:rPr>
-          <w:b w:val="0"/>
-        </w:rPr>
+        <w:t>One complete environment-boundary record.</w:t>
+      </w:r>
+    </w:p>
+    <w:p>
+      <w:r>
+        <w:t>Keep environment, target, namespace, symbolic authority, operation and checked outcome together.</w:t>
+      </w:r>
+    </w:p>
+    <w:p>
+      <w:r>
+        <w:t>Recall → W1–W3/W5 → independent development case → manifest project → delayed return.</w:t>
+      </w:r>
+    </w:p>
+    <w:p>
+      <w:pPr>
+        <w:pStyle w:val="Heading1"/>
+      </w:pPr>
+      <w:r>
+        <w:t>01. Recall · Retrieve before notes</w:t>
+      </w:r>
+    </w:p>
+    <w:p>
+      <w:r>
+        <w:t>Keep this task’s inputs,rule and response together.</w:t>
+      </w:r>
+    </w:p>
+    <w:p>
+      <w:pPr>
+        <w:pStyle w:val="Heading2"/>
+      </w:pPr>
+      <w:r>
+        <w:t>Complete task and evidence</w:t>
+      </w:r>
+    </w:p>
+    <w:p>
+      <w:pPr>
+        <w:pStyle w:val="ListBullet"/>
+      </w:pPr>
+      <w:r>
         <w:t>Try the recall before opening notes. Then use a different colour or a labelled second line to correct your explanation.</w:t>
       </w:r>
     </w:p>
@@ -54,12 +77,9 @@
     </w:p>
     <w:p>
       <w:pPr>
-        <w:spacing w:line="336" w:lineRule="auto" w:after="180"/>
-      </w:pPr>
-      <w:r>
-        <w:rPr>
-          <w:b w:val="0"/>
-        </w:rPr>
+        <w:pStyle w:val="ListBullet"/>
+      </w:pPr>
+      <w:r>
         <w:t>Without opening the old lesson, explain one key idea from Queues and asynchronous work. Give an example and a mistake that the idea helps you avoid.</w:t>
       </w:r>
     </w:p>
@@ -96,12 +116,9 @@
     </w:p>
     <w:p>
       <w:pPr>
-        <w:spacing w:line="336" w:lineRule="auto" w:after="180"/>
-      </w:pPr>
-      <w:r>
-        <w:rPr>
-          <w:b w:val="0"/>
-        </w:rPr>
+        <w:pStyle w:val="ListBullet"/>
+      </w:pPr>
+      <w:r>
         <w:t>Without opening the old lesson, explain one key idea from Data retention and deletion. Give an example and a mistake that the idea helps you avoid.</w:t>
       </w:r>
     </w:p>
@@ -138,12 +155,9 @@
     </w:p>
     <w:p>
       <w:pPr>
-        <w:spacing w:line="336" w:lineRule="auto" w:after="180"/>
-      </w:pPr>
-      <w:r>
-        <w:rPr>
-          <w:b w:val="0"/>
-        </w:rPr>
+        <w:pStyle w:val="ListBullet"/>
+      </w:pPr>
+      <w:r>
         <w:t>Without opening the old lesson, explain one key idea from External side effects and recovery. Give an example and a mistake that the idea helps you avoid.</w:t>
       </w:r>
     </w:p>
@@ -180,60 +194,26 @@
     </w:p>
     <w:p>
       <w:pPr>
-        <w:spacing w:line="336" w:lineRule="auto" w:after="180"/>
-        <w:shd w:fill="F1F6F8"/>
-      </w:pPr>
-      <w:r>
-        <w:rPr>
-          <w:b w:val="0"/>
-        </w:rPr>
+        <w:pStyle w:val="ListBullet"/>
+      </w:pPr>
+      <w:r>
         <w:t>Use this reference for the original W1–W3 and W5 exercises. The separately named independent case supplies its own changed facts; use those facts for that attempt before feedback.</w:t>
       </w:r>
     </w:p>
     <w:p>
       <w:pPr>
-        <w:spacing w:line="336" w:lineRule="auto" w:after="180"/>
-      </w:pPr>
-      <w:r>
-        <w:rPr>
-          <w:b w:val="0"/>
-        </w:rPr>
-        <w:t xml:space="preserve">Development, staging and production are distinct </w:t>
-      </w:r>
-      <w:r>
-        <w:rPr>
-          <w:b/>
-        </w:rPr>
-        <w:t>environment</w:t>
-      </w:r>
-      <w:r>
-        <w:rPr>
-          <w:b w:val="0"/>
-        </w:rPr>
-        <w:t>s with explicit data and credential boundaries. Test configuration must not silently target production.</w:t>
-      </w:r>
-    </w:p>
-    <w:p>
-      <w:pPr>
-        <w:spacing w:line="336" w:lineRule="auto" w:after="180"/>
-      </w:pPr>
-      <w:r>
-        <w:rPr>
-          <w:b w:val="0"/>
-        </w:rPr>
-        <w:t xml:space="preserve">For the classroom mock ENV selects a separate fixture store and secret namespace. Validate allowed </w:t>
-      </w:r>
-      <w:r>
-        <w:rPr>
-          <w:b/>
-        </w:rPr>
-        <w:t>environment</w:t>
-      </w:r>
-      <w:r>
-        <w:rPr>
-          <w:b w:val="0"/>
-        </w:rPr>
-        <w:t xml:space="preserve"> names. A staging run cannot use production write credentials.</w:t>
+        <w:pStyle w:val="ListBullet"/>
+      </w:pPr>
+      <w:r>
+        <w:t>Development, staging and production are distinct environments with explicit data and credential boundaries. Test configuration must not silently target production.</w:t>
+      </w:r>
+    </w:p>
+    <w:p>
+      <w:pPr>
+        <w:pStyle w:val="ListBullet"/>
+      </w:pPr>
+      <w:r>
+        <w:t>For the classroom mock ENV selects a separate fixture store and secret namespace. Validate allowed environment names. A staging run cannot use production write credentials.</w:t>
       </w:r>
     </w:p>
     <w:p>
@@ -241,135 +221,44 @@
         <w:pStyle w:val="Heading1"/>
       </w:pPr>
       <w:r>
-        <w:t>02. Practise with fading help</w:t>
-      </w:r>
-    </w:p>
-    <w:p>
-      <w:r>
-        <w:t>Complete the supported Deployment environments trace and record the first step you can explain without help.</w:t>
-      </w:r>
-    </w:p>
-    <w:p>
-      <w:pPr>
-        <w:spacing w:line="336" w:lineRule="auto" w:after="180"/>
-      </w:pPr>
-      <w:r>
-        <w:rPr>
-          <w:b w:val="0"/>
-        </w:rPr>
-        <w:t xml:space="preserve">Use W2: Trace the worked case for Deployment </w:t>
-      </w:r>
-      <w:r>
-        <w:rPr>
-          <w:b/>
-        </w:rPr>
-        <w:t>environment</w:t>
-      </w:r>
-      <w:r>
-        <w:rPr>
-          <w:b w:val="0"/>
-        </w:rPr>
-        <w:t>s. Record the answer once; the lesson and workbook refer to the same attempt.</w:t>
-      </w:r>
-    </w:p>
-    <w:tbl>
-      <w:tblPr>
-        <w:tblStyle w:val="LightShading-Accent1"/>
-        <w:tblW w:type="auto" w:w="0"/>
-        <w:tblLook w:firstColumn="1" w:firstRow="1" w:lastColumn="0" w:lastRow="0" w:noHBand="0" w:noVBand="1" w:val="04A0"/>
-      </w:tblPr>
-      <w:tblGrid>
-        <w:gridCol w:w="2556"/>
-        <w:gridCol w:w="2556"/>
-        <w:gridCol w:w="2556"/>
-        <w:gridCol w:w="2556"/>
-      </w:tblGrid>
-      <w:tr>
-        <w:trPr>
-          <w:tblHeader/>
-        </w:trPr>
-        <w:tc>
-          <w:tcPr>
-            <w:tcW w:type="dxa" w:w="2556"/>
-          </w:tcPr>
-          <w:p>
-            <w:r>
-              <w:t>Given inputs</w:t>
-            </w:r>
-          </w:p>
-        </w:tc>
-        <w:tc>
-          <w:tcPr>
-            <w:tcW w:type="dxa" w:w="2556"/>
-          </w:tcPr>
-          <w:p>
-            <w:r>
-              <w:t>Procedure I chose</w:t>
-            </w:r>
-          </w:p>
-        </w:tc>
-        <w:tc>
-          <w:tcPr>
-            <w:tcW w:type="dxa" w:w="2556"/>
-          </w:tcPr>
-          <w:p>
-            <w:r>
-              <w:t>Middle steps</w:t>
-            </w:r>
-          </w:p>
-        </w:tc>
-        <w:tc>
-          <w:tcPr>
-            <w:tcW w:type="dxa" w:w="2556"/>
-          </w:tcPr>
-          <w:p>
-            <w:r>
-              <w:t>Result and check</w:t>
-            </w:r>
-          </w:p>
-        </w:tc>
-      </w:tr>
-      <w:tr>
-        <w:tc>
-          <w:tcPr>
-            <w:tcW w:type="dxa" w:w="2556"/>
-          </w:tcPr>
-          <w:p>
-            <w:r/>
-          </w:p>
-        </w:tc>
-        <w:tc>
-          <w:tcPr>
-            <w:tcW w:type="dxa" w:w="2556"/>
-          </w:tcPr>
-          <w:p>
-            <w:r/>
-          </w:p>
-        </w:tc>
-        <w:tc>
-          <w:tcPr>
-            <w:tcW w:type="dxa" w:w="2556"/>
-          </w:tcPr>
-          <w:p>
-            <w:r/>
-          </w:p>
-        </w:tc>
-        <w:tc>
-          <w:tcPr>
-            <w:tcW w:type="dxa" w:w="2556"/>
-          </w:tcPr>
-          <w:p>
-            <w:r/>
-          </w:p>
-        </w:tc>
-      </w:tr>
-    </w:tbl>
+        <w:t>05. W1 · Explain the current example</w:t>
+      </w:r>
+    </w:p>
+    <w:p>
+      <w:r>
+        <w:t>Keep this task’s inputs,rule and response together.</w:t>
+      </w:r>
+    </w:p>
+    <w:p>
+      <w:pPr>
+        <w:pStyle w:val="Heading2"/>
+      </w:pPr>
+      <w:r>
+        <w:t>Complete task and evidence</w:t>
+      </w:r>
+    </w:p>
+    <w:p>
+      <w:pPr>
+        <w:pStyle w:val="ListBullet"/>
+      </w:pPr>
+      <w:r>
+        <w:t>Development, staging and production require explicit data and credential boundaries. A screen label is not isolation. Main staging configuration points at production-labelled storage, so block before lookup. Fictional manifest: development dev-fixtures/dev-mock/dev-reader holds D; staging stage-fixtures/stage-mock/stage-reader holds Z; production approved-school/prod-mock/prod-reader holds A. Each symbolic credential permits only reads in its own declared environment/store. Match environment, actual target, secret namespace and trusted credential authority; reject missing fields, unknown names and write attempts. Picture correct staging reads Z, but substituting the production credential blocks even if its data remains fictional. All records and credential IDs here are harmless fixtures. Passing rehearsal supports release review, not automatic promotion or complete live coverage. The code performs only local dictionary checks and reads, with unchanged sources; it implements no real IAM, network boundary, secret access or deployment.</w:t>
+      </w:r>
+    </w:p>
+    <w:p>
+      <w:pPr>
+        <w:pStyle w:val="ListBullet"/>
+      </w:pPr>
+      <w:r>
+        <w:t>Explain the weekly mechanism in your own words. Use the worked scenario to name its input, decision rule and output.</w:t>
+      </w:r>
+    </w:p>
     <w:p>
       <w:pPr>
         <w:pStyle w:val="Heading3"/>
       </w:pPr>
       <w:r>
-        <w:t>The step I completed without help, and the hint I needed</w:t>
+        <w:t>My reasoning and evidence</w:t>
       </w:r>
     </w:p>
     <w:p>
@@ -388,50 +277,55 @@
       </w:r>
     </w:p>
     <w:p>
+      <w:r>
+        <w:t>________________________________________________________________</w:t>
+      </w:r>
+    </w:p>
+    <w:p>
+      <w:r>
+        <w:t>________________________________________________________________</w:t>
+      </w:r>
+    </w:p>
+    <w:p>
+      <w:r>
+        <w:t>________________________________________________________________</w:t>
+      </w:r>
+    </w:p>
+    <w:p>
       <w:pPr>
         <w:pStyle w:val="Heading1"/>
       </w:pPr>
       <w:r>
-        <w:t>03. Individual reasoning check</w:t>
-      </w:r>
-    </w:p>
-    <w:p>
-      <w:r>
-        <w:t>Check the proposed Deployment environments explanation against the supplied facts before discussing it.</w:t>
-      </w:r>
-    </w:p>
-    <w:p>
-      <w:pPr>
-        <w:spacing w:line="336" w:lineRule="auto" w:after="180"/>
-      </w:pPr>
-      <w:r>
-        <w:rPr>
-          <w:b w:val="0"/>
-        </w:rPr>
-        <w:t xml:space="preserve">Use the worked case for Deployment </w:t>
-      </w:r>
-      <w:r>
-        <w:rPr>
-          <w:b/>
-        </w:rPr>
-        <w:t>environment</w:t>
-      </w:r>
-      <w:r>
-        <w:rPr>
-          <w:b w:val="0"/>
-        </w:rPr>
-        <w:t>s. Proposed explanation: “The worked result establishes every future case”. Decide whether this explanation is supported.</w:t>
-      </w:r>
-    </w:p>
-    <w:p>
-      <w:pPr>
-        <w:spacing w:line="336" w:lineRule="auto" w:after="180"/>
-      </w:pPr>
-      <w:r>
-        <w:rPr>
-          <w:b w:val="0"/>
-        </w:rPr>
-        <w:t>Point to the step or supplied fact that decides; explain your repair if needed.</w:t>
+        <w:t>06. W2 · Trace the calculation</w:t>
+      </w:r>
+    </w:p>
+    <w:p>
+      <w:r>
+        <w:t>Keep this task’s inputs,rule and response together.</w:t>
+      </w:r>
+    </w:p>
+    <w:p>
+      <w:pPr>
+        <w:pStyle w:val="Heading2"/>
+      </w:pPr>
+      <w:r>
+        <w:t>Complete task and evidence</w:t>
+      </w:r>
+    </w:p>
+    <w:p>
+      <w:pPr>
+        <w:pStyle w:val="ListBullet"/>
+      </w:pPr>
+      <w:r>
+        <w:t>Development, staging and production require explicit data and credential boundaries. A screen label is not isolation. Main staging configuration points at production-labelled storage, so block before lookup. Fictional manifest: development dev-fixtures/dev-mock/dev-reader holds D; staging stage-fixtures/stage-mock/stage-reader holds Z; production approved-school/prod-mock/prod-reader holds A. Each symbolic credential permits only reads in its own declared environment/store. Match environment, actual target, secret namespace and trusted credential authority; reject missing fields, unknown names and write attempts. Picture correct staging reads Z, but substituting the production credential blocks even if its data remains fictional. All records and credential IDs here are harmless fixtures. Passing rehearsal supports release review, not automatic promotion or complete live coverage. The code performs only local dictionary checks and reads, with unchanged sources; it implements no real IAM, network boundary, secret access or deployment.</w:t>
+      </w:r>
+    </w:p>
+    <w:p>
+      <w:pPr>
+        <w:pStyle w:val="ListBullet"/>
+      </w:pPr>
+      <w:r>
+        <w:t>Staging configuration points to production storage while the interface displays staging. Show the intermediate steps and give the conclusion with its scope.</w:t>
       </w:r>
     </w:p>
     <w:p>
@@ -439,7 +333,7 @@
         <w:pStyle w:val="Heading3"/>
       </w:pPr>
       <w:r>
-        <w:t>My explanation before partner discussion</w:t>
+        <w:t>My reasoning and evidence</w:t>
       </w:r>
     </w:p>
     <w:p>
@@ -463,16 +357,55 @@
       </w:r>
     </w:p>
     <w:p>
+      <w:r>
+        <w:t>________________________________________________________________</w:t>
+      </w:r>
+    </w:p>
+    <w:p>
+      <w:r>
+        <w:t>________________________________________________________________</w:t>
+      </w:r>
+    </w:p>
+    <w:p>
+      <w:r>
+        <w:t>________________________________________________________________</w:t>
+      </w:r>
+    </w:p>
+    <w:p>
       <w:pPr>
         <w:pStyle w:val="Heading1"/>
       </w:pPr>
       <w:r>
-        <w:t>04. Independent transfer case</w:t>
-      </w:r>
-    </w:p>
-    <w:p>
-      <w:r>
-        <w:t>Write one first attempt at the reserved independent case before feedback. Repeated copies of that case refer to the same recorded attempt.</w:t>
+        <w:t>07. W3 · Repair a misconception</w:t>
+      </w:r>
+    </w:p>
+    <w:p>
+      <w:r>
+        <w:t>Keep this task’s inputs,rule and response together.</w:t>
+      </w:r>
+    </w:p>
+    <w:p>
+      <w:pPr>
+        <w:pStyle w:val="Heading2"/>
+      </w:pPr>
+      <w:r>
+        <w:t>Complete task and evidence</w:t>
+      </w:r>
+    </w:p>
+    <w:p>
+      <w:pPr>
+        <w:pStyle w:val="ListBullet"/>
+      </w:pPr>
+      <w:r>
+        <w:t>Development, staging and production require explicit data and credential boundaries. A screen label is not isolation. Main staging configuration points at production-labelled storage, so block before lookup. Fictional manifest: development dev-fixtures/dev-mock/dev-reader holds D; staging stage-fixtures/stage-mock/stage-reader holds Z; production approved-school/prod-mock/prod-reader holds A. Each symbolic credential permits only reads in its own declared environment/store. Match environment, actual target, secret namespace and trusted credential authority; reject missing fields, unknown names and write attempts. Picture correct staging reads Z, but substituting the production credential blocks even if its data remains fictional. All records and credential IDs here are harmless fixtures. Passing rehearsal supports release review, not automatic promotion or complete live coverage. The code performs only local dictionary checks and reads, with unchanged sources; it implements no real IAM, network boundary, secret access or deployment.</w:t>
+      </w:r>
+    </w:p>
+    <w:p>
+      <w:pPr>
+        <w:pStyle w:val="ListBullet"/>
+      </w:pPr>
+      <w:r>
+        <w:t>A report omits this qualification: Passing staging tests does not prove production limits or operational conditions are identical. Explain how omitting it could change a reader's interpretation, and write an accurate replacement.</w:t>
       </w:r>
     </w:p>
     <w:p>
@@ -480,18 +413,153 @@
         <w:pStyle w:val="Heading3"/>
       </w:pPr>
       <w:r>
+        <w:t>My reasoning and evidence</w:t>
+      </w:r>
+    </w:p>
+    <w:p>
+      <w:r>
+        <w:t>________________________________________________________________</w:t>
+      </w:r>
+    </w:p>
+    <w:p>
+      <w:r>
+        <w:t>________________________________________________________________</w:t>
+      </w:r>
+    </w:p>
+    <w:p>
+      <w:r>
+        <w:t>________________________________________________________________</w:t>
+      </w:r>
+    </w:p>
+    <w:p>
+      <w:r>
+        <w:t>________________________________________________________________</w:t>
+      </w:r>
+    </w:p>
+    <w:p>
+      <w:r>
+        <w:t>________________________________________________________________</w:t>
+      </w:r>
+    </w:p>
+    <w:p>
+      <w:r>
+        <w:t>________________________________________________________________</w:t>
+      </w:r>
+    </w:p>
+    <w:p>
+      <w:pPr>
+        <w:pStyle w:val="Heading1"/>
+      </w:pPr>
+      <w:r>
+        <w:t>09. W5 · Explain the limitation</w:t>
+      </w:r>
+    </w:p>
+    <w:p>
+      <w:r>
+        <w:t>Keep this task’s inputs,rule and response together.</w:t>
+      </w:r>
+    </w:p>
+    <w:p>
+      <w:pPr>
+        <w:pStyle w:val="Heading2"/>
+      </w:pPr>
+      <w:r>
+        <w:t>Complete task and evidence</w:t>
+      </w:r>
+    </w:p>
+    <w:p>
+      <w:pPr>
+        <w:pStyle w:val="ListBullet"/>
+      </w:pPr>
+      <w:r>
+        <w:t>Development, staging and production require explicit data and credential boundaries. A screen label is not isolation. Main staging configuration points at production-labelled storage, so block before lookup. Fictional manifest: development dev-fixtures/dev-mock/dev-reader holds D; staging stage-fixtures/stage-mock/stage-reader holds Z; production approved-school/prod-mock/prod-reader holds A. Each symbolic credential permits only reads in its own declared environment/store. Match environment, actual target, secret namespace and trusted credential authority; reject missing fields, unknown names and write attempts. Picture correct staging reads Z, but substituting the production credential blocks even if its data remains fictional. All records and credential IDs here are harmless fixtures. Passing rehearsal supports release review, not automatic promotion or complete live coverage. The code performs only local dictionary checks and reads, with unchanged sources; it implements no real IAM, network boundary, secret access or deployment.</w:t>
+      </w:r>
+    </w:p>
+    <w:p>
+      <w:pPr>
+        <w:pStyle w:val="ListBullet"/>
+      </w:pPr>
+      <w:r>
+        <w:t>For the worked scenario, propose one additional case that could reveal a failure, describe its expected outcome before running it, and explain what would need to remain fixed for a fair comparison. Do not reuse W4 as a new final test after receiving feedback.</w:t>
+      </w:r>
+    </w:p>
+    <w:p>
+      <w:pPr>
+        <w:pStyle w:val="Heading3"/>
+      </w:pPr>
+      <w:r>
+        <w:t>My reasoning and evidence</w:t>
+      </w:r>
+    </w:p>
+    <w:p>
+      <w:r>
+        <w:t>________________________________________________________________</w:t>
+      </w:r>
+    </w:p>
+    <w:p>
+      <w:r>
+        <w:t>________________________________________________________________</w:t>
+      </w:r>
+    </w:p>
+    <w:p>
+      <w:r>
+        <w:t>________________________________________________________________</w:t>
+      </w:r>
+    </w:p>
+    <w:p>
+      <w:r>
+        <w:t>________________________________________________________________</w:t>
+      </w:r>
+    </w:p>
+    <w:p>
+      <w:r>
+        <w:t>________________________________________________________________</w:t>
+      </w:r>
+    </w:p>
+    <w:p>
+      <w:r>
+        <w:t>________________________________________________________________</w:t>
+      </w:r>
+    </w:p>
+    <w:p>
+      <w:r>
+        <w:t>________________________________________________________________</w:t>
+      </w:r>
+    </w:p>
+    <w:p>
+      <w:pPr>
+        <w:pStyle w:val="Heading1"/>
+      </w:pPr>
+      <w:r>
+        <w:t>04. Try alone · Selected transfer</w:t>
+      </w:r>
+    </w:p>
+    <w:p>
+      <w:r>
+        <w:t>Keep this task’s inputs,rule and response together.</w:t>
+      </w:r>
+    </w:p>
+    <w:p>
+      <w:pPr>
+        <w:pStyle w:val="Heading2"/>
+      </w:pPr>
+      <w:r>
+        <w:t>Complete task and evidence</w:t>
+      </w:r>
+    </w:p>
+    <w:p>
+      <w:pPr>
+        <w:pStyle w:val="Heading3"/>
+      </w:pPr>
+      <w:r>
         <w:t>Independent case: Apply a new case independently</w:t>
       </w:r>
     </w:p>
     <w:p>
       <w:pPr>
-        <w:spacing w:line="336" w:lineRule="auto" w:after="180"/>
-        <w:shd w:fill="F5F1FB"/>
-      </w:pPr>
-      <w:r>
-        <w:rPr>
-          <w:b w:val="0"/>
-        </w:rPr>
+        <w:pStyle w:val="ListBullet"/>
+      </w:pPr>
+      <w:r>
         <w:t>Development uses fake records but a production token. What boundary is violated?</w:t>
       </w:r>
     </w:p>
@@ -540,12 +608,9 @@
     </w:p>
     <w:p>
       <w:pPr>
-        <w:spacing w:line="336" w:lineRule="auto" w:after="180"/>
-      </w:pPr>
-      <w:r>
-        <w:rPr>
-          <w:b w:val="0"/>
-        </w:rPr>
+        <w:pStyle w:val="ListBullet"/>
+      </w:pPr>
+      <w:r>
         <w:t>Attempt this case before feedback. Record any help. Earlier examples below are further practice; a case already practised with feedback cannot establish fresh transfer.</w:t>
       </w:r>
     </w:p>
@@ -554,59 +619,28 @@
         <w:pStyle w:val="Heading1"/>
       </w:pPr>
       <w:r>
-        <w:t>05. W1 Explain the mechanism</w:t>
-      </w:r>
-    </w:p>
-    <w:p>
-      <w:r>
-        <w:t>Explain the mechanism. Apply the supplied Deployment environments facts and keep your reasoning.</w:t>
-      </w:r>
-    </w:p>
-    <w:p>
-      <w:pPr>
-        <w:spacing w:line="336" w:lineRule="auto" w:after="180"/>
-      </w:pPr>
-      <w:r>
-        <w:rPr>
-          <w:b w:val="0"/>
-        </w:rPr>
-        <w:t xml:space="preserve">Explain the weekly </w:t>
-      </w:r>
-      <w:r>
-        <w:rPr>
-          <w:b/>
-        </w:rPr>
-        <w:t>mechanism</w:t>
-      </w:r>
-      <w:r>
-        <w:rPr>
-          <w:b w:val="0"/>
-        </w:rPr>
-        <w:t xml:space="preserve"> in your own words. Use the worked scenario to name its </w:t>
-      </w:r>
-      <w:r>
-        <w:rPr>
-          <w:b/>
-        </w:rPr>
-        <w:t>input</w:t>
-      </w:r>
-      <w:r>
-        <w:rPr>
-          <w:b w:val="0"/>
-        </w:rPr>
-        <w:t xml:space="preserve">, decision rule and </w:t>
-      </w:r>
-      <w:r>
-        <w:rPr>
-          <w:b/>
-        </w:rPr>
-        <w:t>output</w:t>
-      </w:r>
-      <w:r>
-        <w:rPr>
-          <w:b w:val="0"/>
-        </w:rPr>
-        <w:t>.</w:t>
+        <w:t>10. Project · Keep the service evidence</w:t>
+      </w:r>
+    </w:p>
+    <w:p>
+      <w:r>
+        <w:t>Preserve the contract, inputs, observed outcomes and limits.</w:t>
+      </w:r>
+    </w:p>
+    <w:p>
+      <w:pPr>
+        <w:pStyle w:val="Heading2"/>
+      </w:pPr>
+      <w:r>
+        <w:t>Complete task and evidence</w:t>
+      </w:r>
+    </w:p>
+    <w:p>
+      <w:pPr>
+        <w:pStyle w:val="ListBullet"/>
+      </w:pPr>
+      <w:r>
+        <w:t>Add a labelled deployment environments evidence sheet to Grounded Learning Service. Show how you can explain the mechanism and terminology of deployment environments. Use the supplied fictional case and keep its inputs, intermediate steps, calculation or prediction, and limitation. Connect this record to last week’s record; a matching answer without a trace is insufficient.</w:t>
       </w:r>
     </w:p>
     <w:p>
@@ -614,7 +648,7 @@
         <w:pStyle w:val="Heading3"/>
       </w:pPr>
       <w:r>
-        <w:t>My reasoning and evidence</w:t>
+        <w:t>My project change, supporting evidence and remaining limit</w:t>
       </w:r>
     </w:p>
     <w:p>
@@ -652,448 +686,20 @@
         <w:pStyle w:val="Heading1"/>
       </w:pPr>
       <w:r>
-        <w:t>06. W2 Trace the worked case</w:t>
-      </w:r>
-    </w:p>
-    <w:p>
-      <w:r>
-        <w:t>Trace the worked case. Apply the supplied Deployment environments facts and keep your reasoning.</w:t>
-      </w:r>
-    </w:p>
-    <w:p>
-      <w:pPr>
-        <w:spacing w:line="336" w:lineRule="auto" w:after="180"/>
-      </w:pPr>
-      <w:r>
-        <w:rPr>
-          <w:b w:val="0"/>
-        </w:rPr>
-        <w:t>Staging configuration points to production storage while the interface displays staging. Show the intermediate steps and give the conclusion with its scope.</w:t>
-      </w:r>
-    </w:p>
-    <w:p>
-      <w:pPr>
-        <w:pStyle w:val="Heading3"/>
-      </w:pPr>
-      <w:r>
-        <w:t>My reasoning and evidence</w:t>
-      </w:r>
-    </w:p>
-    <w:p>
-      <w:r>
-        <w:t>________________________________________________________________</w:t>
-      </w:r>
-    </w:p>
-    <w:p>
-      <w:r>
-        <w:t>________________________________________________________________</w:t>
-      </w:r>
-    </w:p>
-    <w:p>
-      <w:r>
-        <w:t>________________________________________________________________</w:t>
-      </w:r>
-    </w:p>
-    <w:p>
-      <w:r>
-        <w:t>________________________________________________________________</w:t>
-      </w:r>
-    </w:p>
-    <w:p>
-      <w:r>
-        <w:t>________________________________________________________________</w:t>
-      </w:r>
-    </w:p>
-    <w:p>
-      <w:r>
-        <w:t>________________________________________________________________</w:t>
-      </w:r>
-    </w:p>
-    <w:p>
-      <w:r>
-        <w:t>________________________________________________________________</w:t>
-      </w:r>
-    </w:p>
-    <w:p>
-      <w:pPr>
-        <w:pStyle w:val="Heading1"/>
-      </w:pPr>
-      <w:r>
-        <w:t>07. W3 Audit the limit</w:t>
-      </w:r>
-    </w:p>
-    <w:p>
-      <w:r>
-        <w:t>Audit the limit. Apply the supplied Deployment environments facts and keep your reasoning.</w:t>
-      </w:r>
-    </w:p>
-    <w:p>
-      <w:pPr>
-        <w:spacing w:line="336" w:lineRule="auto" w:after="180"/>
-      </w:pPr>
-      <w:r>
-        <w:rPr>
-          <w:b w:val="0"/>
-        </w:rPr>
-        <w:t>A report omits this qualification: Passing staging tests does not prove production limits or operational conditions are identical.</w:t>
-      </w:r>
-    </w:p>
-    <w:p>
-      <w:pPr>
-        <w:spacing w:line="336" w:lineRule="auto" w:after="180"/>
-      </w:pPr>
-      <w:r>
-        <w:rPr>
-          <w:b w:val="0"/>
-        </w:rPr>
-        <w:t>Explain how omitting it could change a reader's interpretation, and write an accurate replacement.</w:t>
-      </w:r>
-    </w:p>
-    <w:p>
-      <w:pPr>
-        <w:pStyle w:val="Heading3"/>
-      </w:pPr>
-      <w:r>
-        <w:t>My reasoning and evidence</w:t>
-      </w:r>
-    </w:p>
-    <w:p>
-      <w:r>
-        <w:t>________________________________________________________________</w:t>
-      </w:r>
-    </w:p>
-    <w:p>
-      <w:r>
-        <w:t>________________________________________________________________</w:t>
-      </w:r>
-    </w:p>
-    <w:p>
-      <w:r>
-        <w:t>________________________________________________________________</w:t>
-      </w:r>
-    </w:p>
-    <w:p>
-      <w:r>
-        <w:t>________________________________________________________________</w:t>
-      </w:r>
-    </w:p>
-    <w:p>
-      <w:r>
-        <w:t>________________________________________________________________</w:t>
-      </w:r>
-    </w:p>
-    <w:p>
-      <w:r>
-        <w:t>________________________________________________________________</w:t>
-      </w:r>
-    </w:p>
-    <w:p>
-      <w:pPr>
-        <w:pStyle w:val="Heading1"/>
-      </w:pPr>
-      <w:r>
-        <w:t>08. W4 Apply a new case independently</w:t>
-      </w:r>
-    </w:p>
-    <w:p>
-      <w:r>
-        <w:t>Attempt before feedback. If this repeats the selected independent case, reuse that first attempt; otherwise keep a separate record. Apply a new case independently. Apply the supplied Deployment environments facts and keep your reasoning.</w:t>
-      </w:r>
-    </w:p>
-    <w:p>
-      <w:pPr>
-        <w:spacing w:line="336" w:lineRule="auto" w:after="180"/>
-        <w:shd w:fill="F5F1FB"/>
-      </w:pPr>
-      <w:r>
-        <w:rPr>
-          <w:b w:val="0"/>
-        </w:rPr>
-        <w:t>Development uses fake records but a production token. What boundary is violated?</w:t>
-      </w:r>
-    </w:p>
-    <w:p>
-      <w:pPr>
-        <w:pStyle w:val="Heading3"/>
-      </w:pPr>
-      <w:r>
-        <w:t>My reasoning and evidence</w:t>
-      </w:r>
-    </w:p>
-    <w:p>
-      <w:r>
-        <w:t>________________________________________________________________</w:t>
-      </w:r>
-    </w:p>
-    <w:p>
-      <w:r>
-        <w:t>________________________________________________________________</w:t>
-      </w:r>
-    </w:p>
-    <w:p>
-      <w:r>
-        <w:t>________________________________________________________________</w:t>
-      </w:r>
-    </w:p>
-    <w:p>
-      <w:r>
-        <w:t>________________________________________________________________</w:t>
-      </w:r>
-    </w:p>
-    <w:p>
-      <w:r>
-        <w:t>________________________________________________________________</w:t>
-      </w:r>
-    </w:p>
-    <w:p>
-      <w:r>
-        <w:t>________________________________________________________________</w:t>
-      </w:r>
-    </w:p>
-    <w:p>
-      <w:r>
-        <w:t>________________________________________________________________</w:t>
-      </w:r>
-    </w:p>
-    <w:p>
-      <w:r>
-        <w:t>________________________________________________________________</w:t>
-      </w:r>
-    </w:p>
-    <w:p>
-      <w:pPr>
-        <w:pStyle w:val="Heading1"/>
-      </w:pPr>
-      <w:r>
-        <w:t>09. W5 Design a revealing follow-up</w:t>
-      </w:r>
-    </w:p>
-    <w:p>
-      <w:r>
-        <w:t>Design a revealing follow-up. Apply the supplied Deployment environments facts and keep your reasoning.</w:t>
-      </w:r>
-    </w:p>
-    <w:p>
-      <w:pPr>
-        <w:spacing w:line="336" w:lineRule="auto" w:after="180"/>
-      </w:pPr>
-      <w:r>
-        <w:rPr>
-          <w:b w:val="0"/>
-        </w:rPr>
-        <w:t>For the worked scenario, propose one additional case that could reveal a failure, describe its expected outcome before running it, and explain what would need to remain fixed for a fair comparison.</w:t>
-      </w:r>
-    </w:p>
-    <w:p>
-      <w:pPr>
-        <w:spacing w:line="336" w:lineRule="auto" w:after="180"/>
-      </w:pPr>
-      <w:r>
-        <w:rPr>
-          <w:b w:val="0"/>
-        </w:rPr>
-        <w:t>Do not reuse W4 as a new final test after receiving feedback.</w:t>
-      </w:r>
-    </w:p>
-    <w:p>
-      <w:pPr>
-        <w:pStyle w:val="Heading3"/>
-      </w:pPr>
-      <w:r>
-        <w:t>My reasoning and evidence</w:t>
-      </w:r>
-    </w:p>
-    <w:p>
-      <w:r>
-        <w:t>________________________________________________________________</w:t>
-      </w:r>
-    </w:p>
-    <w:p>
-      <w:r>
-        <w:t>________________________________________________________________</w:t>
-      </w:r>
-    </w:p>
-    <w:p>
-      <w:r>
-        <w:t>________________________________________________________________</w:t>
-      </w:r>
-    </w:p>
-    <w:p>
-      <w:r>
-        <w:t>________________________________________________________________</w:t>
-      </w:r>
-    </w:p>
-    <w:p>
-      <w:r>
-        <w:t>________________________________________________________________</w:t>
-      </w:r>
-    </w:p>
-    <w:p>
-      <w:r>
-        <w:t>________________________________________________________________</w:t>
-      </w:r>
-    </w:p>
-    <w:p>
-      <w:r>
-        <w:t>________________________________________________________________</w:t>
-      </w:r>
-    </w:p>
-    <w:p>
-      <w:pPr>
-        <w:pStyle w:val="Heading1"/>
-      </w:pPr>
-      <w:r>
-        <w:t>10. Project checkpoint and reflection</w:t>
-      </w:r>
-    </w:p>
-    <w:p>
-      <w:r>
-        <w:t>Connect Deployment environments to Grounded Learning Service, identify a limit and choose the next useful test.</w:t>
-      </w:r>
-    </w:p>
-    <w:p>
-      <w:pPr>
-        <w:spacing w:line="336" w:lineRule="auto" w:after="180"/>
-      </w:pPr>
-      <w:r>
-        <w:rPr>
-          <w:b w:val="0"/>
-        </w:rPr>
-        <w:t xml:space="preserve">Add a labelled deployment </w:t>
-      </w:r>
-      <w:r>
-        <w:rPr>
-          <w:b/>
-        </w:rPr>
-        <w:t>environment</w:t>
-      </w:r>
-      <w:r>
-        <w:rPr>
-          <w:b w:val="0"/>
-        </w:rPr>
-        <w:t xml:space="preserve">s </w:t>
-      </w:r>
-      <w:r>
-        <w:rPr>
-          <w:b/>
-        </w:rPr>
-        <w:t>evidence</w:t>
-      </w:r>
-      <w:r>
-        <w:rPr>
-          <w:b w:val="0"/>
-        </w:rPr>
-        <w:t xml:space="preserve"> sheet to Grounded Learning Service. Show how you can explain the </w:t>
-      </w:r>
-      <w:r>
-        <w:rPr>
-          <w:b/>
-        </w:rPr>
-        <w:t>mechanism</w:t>
-      </w:r>
-      <w:r>
-        <w:rPr>
-          <w:b w:val="0"/>
-        </w:rPr>
-        <w:t xml:space="preserve"> and terminology of deployment </w:t>
-      </w:r>
-      <w:r>
-        <w:rPr>
-          <w:b/>
-        </w:rPr>
-        <w:t>environment</w:t>
-      </w:r>
-      <w:r>
-        <w:rPr>
-          <w:b w:val="0"/>
-        </w:rPr>
-        <w:t>s.</w:t>
-      </w:r>
-    </w:p>
-    <w:p>
-      <w:pPr>
-        <w:spacing w:line="336" w:lineRule="auto" w:after="180"/>
-      </w:pPr>
-      <w:r>
-        <w:rPr>
-          <w:b w:val="0"/>
-        </w:rPr>
-        <w:t xml:space="preserve">Use the supplied fictional case and keep its </w:t>
-      </w:r>
-      <w:r>
-        <w:rPr>
-          <w:b/>
-        </w:rPr>
-        <w:t>input</w:t>
-      </w:r>
-      <w:r>
-        <w:rPr>
-          <w:b w:val="0"/>
-        </w:rPr>
-        <w:t xml:space="preserve">s, intermediate steps, calculation or </w:t>
-      </w:r>
-      <w:r>
-        <w:rPr>
-          <w:b/>
-        </w:rPr>
-        <w:t>prediction</w:t>
-      </w:r>
-      <w:r>
-        <w:rPr>
-          <w:b w:val="0"/>
-        </w:rPr>
-        <w:t>, and limitation. Connect this record to last week’s record; a matching answer without a trace is insufficient.</w:t>
-      </w:r>
-    </w:p>
-    <w:p>
-      <w:pPr>
-        <w:pStyle w:val="Heading3"/>
-      </w:pPr>
-      <w:r>
-        <w:t>My project change, supporting evidence and remaining limit</w:t>
-      </w:r>
-    </w:p>
-    <w:p>
-      <w:r>
-        <w:t>________________________________________________________________</w:t>
-      </w:r>
-    </w:p>
-    <w:p>
-      <w:r>
-        <w:t>________________________________________________________________</w:t>
-      </w:r>
-    </w:p>
-    <w:p>
-      <w:r>
-        <w:t>________________________________________________________________</w:t>
-      </w:r>
-    </w:p>
-    <w:p>
-      <w:r>
-        <w:t>________________________________________________________________</w:t>
-      </w:r>
-    </w:p>
-    <w:p>
-      <w:r>
-        <w:t>________________________________________________________________</w:t>
-      </w:r>
-    </w:p>
-    <w:p>
-      <w:r>
-        <w:t>________________________________________________________________</w:t>
-      </w:r>
-    </w:p>
-    <w:p>
-      <w:pPr>
-        <w:pStyle w:val="Heading1"/>
-      </w:pPr>
-      <w:r>
-        <w:t>11. Feedback, return check and learning record</w:t>
-      </w:r>
-    </w:p>
-    <w:p>
-      <w:r>
-        <w:t>Record the first repaired step and a different case to revisit after a delay.</w:t>
+        <w:t>11. Feedback · Repair and return</w:t>
+      </w:r>
+    </w:p>
+    <w:p>
+      <w:r>
+        <w:t>Keep this task’s inputs,rule and response together.</w:t>
+      </w:r>
+    </w:p>
+    <w:p>
+      <w:pPr>
+        <w:pStyle w:val="Heading2"/>
+      </w:pPr>
+      <w:r>
+        <w:t>Complete task and evidence</w:t>
       </w:r>
     </w:p>
     <w:tbl>
@@ -1234,12 +840,9 @@
     </w:tbl>
     <w:p>
       <w:pPr>
-        <w:spacing w:line="336" w:lineRule="auto" w:after="180"/>
-      </w:pPr>
-      <w:r>
-        <w:rPr>
-          <w:b w:val="0"/>
-        </w:rPr>
+        <w:pStyle w:val="ListBullet"/>
+      </w:pPr>
+      <w:r>
         <w:t>Revisit this idea with your teacher after a delay. Familiarity is different from explaining and using it on a changed case.</w:t>
       </w:r>
     </w:p>
@@ -1248,33 +851,321 @@
         <w:pStyle w:val="Heading1"/>
       </w:pPr>
       <w:r>
-        <w:t>12. Pictorial case practice: Deployment environments</w:t>
-      </w:r>
-    </w:p>
-    <w:p>
-      <w:r>
-        <w:t>Separate rehearsal and live service. Staging rehearses a new answer version with fictional records; production serves approved school records. Explain the labelled step before checking the changed condition.</w:t>
-      </w:r>
-    </w:p>
-    <w:p>
-      <w:pPr>
-        <w:spacing w:line="336" w:lineRule="auto" w:after="180"/>
-      </w:pPr>
-      <w:r>
-        <w:rPr>
-          <w:b w:val="0"/>
-        </w:rPr>
+        <w:t>Reference bank and extra practice</w:t>
+      </w:r>
+    </w:p>
+    <w:p>
+      <w:pPr>
+        <w:pStyle w:val="Heading1"/>
+      </w:pPr>
+      <w:r>
+        <w:t>02. Reference · Supported W2 record</w:t>
+      </w:r>
+    </w:p>
+    <w:p>
+      <w:r>
+        <w:t>Keep this task’s inputs,rule and response together.</w:t>
+      </w:r>
+    </w:p>
+    <w:p>
+      <w:pPr>
+        <w:pStyle w:val="Heading2"/>
+      </w:pPr>
+      <w:r>
+        <w:t>Complete task and evidence</w:t>
+      </w:r>
+    </w:p>
+    <w:p>
+      <w:pPr>
+        <w:pStyle w:val="ListBullet"/>
+      </w:pPr>
+      <w:r>
+        <w:t>Use W2: Trace the worked case for Deployment environments. Record the answer once; the lesson and workbook refer to the same attempt.</w:t>
+      </w:r>
+    </w:p>
+    <w:tbl>
+      <w:tblPr>
+        <w:tblStyle w:val="LightShading-Accent1"/>
+        <w:tblW w:type="auto" w:w="0"/>
+        <w:tblLook w:firstColumn="1" w:firstRow="1" w:lastColumn="0" w:lastRow="0" w:noHBand="0" w:noVBand="1" w:val="04A0"/>
+      </w:tblPr>
+      <w:tblGrid>
+        <w:gridCol w:w="2556"/>
+        <w:gridCol w:w="2556"/>
+        <w:gridCol w:w="2556"/>
+        <w:gridCol w:w="2556"/>
+      </w:tblGrid>
+      <w:tr>
+        <w:trPr>
+          <w:tblHeader/>
+        </w:trPr>
+        <w:tc>
+          <w:tcPr>
+            <w:tcW w:type="dxa" w:w="2556"/>
+          </w:tcPr>
+          <w:p>
+            <w:r>
+              <w:t>Given inputs</w:t>
+            </w:r>
+          </w:p>
+        </w:tc>
+        <w:tc>
+          <w:tcPr>
+            <w:tcW w:type="dxa" w:w="2556"/>
+          </w:tcPr>
+          <w:p>
+            <w:r>
+              <w:t>Procedure I chose</w:t>
+            </w:r>
+          </w:p>
+        </w:tc>
+        <w:tc>
+          <w:tcPr>
+            <w:tcW w:type="dxa" w:w="2556"/>
+          </w:tcPr>
+          <w:p>
+            <w:r>
+              <w:t>Middle steps</w:t>
+            </w:r>
+          </w:p>
+        </w:tc>
+        <w:tc>
+          <w:tcPr>
+            <w:tcW w:type="dxa" w:w="2556"/>
+          </w:tcPr>
+          <w:p>
+            <w:r>
+              <w:t>Result and check</w:t>
+            </w:r>
+          </w:p>
+        </w:tc>
+      </w:tr>
+      <w:tr>
+        <w:tc>
+          <w:tcPr>
+            <w:tcW w:type="dxa" w:w="2556"/>
+          </w:tcPr>
+          <w:p>
+            <w:r/>
+          </w:p>
+        </w:tc>
+        <w:tc>
+          <w:tcPr>
+            <w:tcW w:type="dxa" w:w="2556"/>
+          </w:tcPr>
+          <w:p>
+            <w:r/>
+          </w:p>
+        </w:tc>
+        <w:tc>
+          <w:tcPr>
+            <w:tcW w:type="dxa" w:w="2556"/>
+          </w:tcPr>
+          <w:p>
+            <w:r/>
+          </w:p>
+        </w:tc>
+        <w:tc>
+          <w:tcPr>
+            <w:tcW w:type="dxa" w:w="2556"/>
+          </w:tcPr>
+          <w:p>
+            <w:r/>
+          </w:p>
+        </w:tc>
+      </w:tr>
+    </w:tbl>
+    <w:p>
+      <w:pPr>
+        <w:pStyle w:val="Heading3"/>
+      </w:pPr>
+      <w:r>
+        <w:t>The step I completed without help, and the hint I needed</w:t>
+      </w:r>
+    </w:p>
+    <w:p>
+      <w:r>
+        <w:t>________________________________________________________________</w:t>
+      </w:r>
+    </w:p>
+    <w:p>
+      <w:r>
+        <w:t>________________________________________________________________</w:t>
+      </w:r>
+    </w:p>
+    <w:p>
+      <w:r>
+        <w:t>________________________________________________________________</w:t>
+      </w:r>
+    </w:p>
+    <w:p>
+      <w:pPr>
+        <w:pStyle w:val="Heading1"/>
+      </w:pPr>
+      <w:r>
+        <w:t>03. Extra practice · Individual reasoning check</w:t>
+      </w:r>
+    </w:p>
+    <w:p>
+      <w:r>
+        <w:t>Keep this task’s inputs,rule and response together.</w:t>
+      </w:r>
+    </w:p>
+    <w:p>
+      <w:pPr>
+        <w:pStyle w:val="Heading2"/>
+      </w:pPr>
+      <w:r>
+        <w:t>Complete task and evidence</w:t>
+      </w:r>
+    </w:p>
+    <w:p>
+      <w:pPr>
+        <w:pStyle w:val="ListBullet"/>
+      </w:pPr>
+      <w:r>
+        <w:t>Use the worked case for Deployment environments. Proposed explanation: “The worked result establishes every future case”. Decide whether this explanation is supported. Point to the step or supplied fact that decides; explain your repair if needed.</w:t>
+      </w:r>
+    </w:p>
+    <w:p>
+      <w:pPr>
+        <w:pStyle w:val="Heading3"/>
+      </w:pPr>
+      <w:r>
+        <w:t>My explanation before partner discussion</w:t>
+      </w:r>
+    </w:p>
+    <w:p>
+      <w:r>
+        <w:t>________________________________________________________________</w:t>
+      </w:r>
+    </w:p>
+    <w:p>
+      <w:r>
+        <w:t>________________________________________________________________</w:t>
+      </w:r>
+    </w:p>
+    <w:p>
+      <w:r>
+        <w:t>________________________________________________________________</w:t>
+      </w:r>
+    </w:p>
+    <w:p>
+      <w:r>
+        <w:t>________________________________________________________________</w:t>
+      </w:r>
+    </w:p>
+    <w:p>
+      <w:pPr>
+        <w:pStyle w:val="Heading1"/>
+      </w:pPr>
+      <w:r>
+        <w:t>08. Reference · Earlier W4 response copy</w:t>
+      </w:r>
+    </w:p>
+    <w:p>
+      <w:r>
+        <w:t>Keep this task’s inputs,rule and response together.</w:t>
+      </w:r>
+    </w:p>
+    <w:p>
+      <w:pPr>
+        <w:pStyle w:val="Heading2"/>
+      </w:pPr>
+      <w:r>
+        <w:t>Complete task and evidence</w:t>
+      </w:r>
+    </w:p>
+    <w:p>
+      <w:pPr>
+        <w:pStyle w:val="ListBullet"/>
+      </w:pPr>
+      <w:r>
+        <w:t>Development uses fake records but a production token. What boundary is violated?</w:t>
+      </w:r>
+    </w:p>
+    <w:p>
+      <w:pPr>
+        <w:pStyle w:val="Heading3"/>
+      </w:pPr>
+      <w:r>
+        <w:t>My reasoning and evidence</w:t>
+      </w:r>
+    </w:p>
+    <w:p>
+      <w:r>
+        <w:t>________________________________________________________________</w:t>
+      </w:r>
+    </w:p>
+    <w:p>
+      <w:r>
+        <w:t>________________________________________________________________</w:t>
+      </w:r>
+    </w:p>
+    <w:p>
+      <w:r>
+        <w:t>________________________________________________________________</w:t>
+      </w:r>
+    </w:p>
+    <w:p>
+      <w:r>
+        <w:t>________________________________________________________________</w:t>
+      </w:r>
+    </w:p>
+    <w:p>
+      <w:r>
+        <w:t>________________________________________________________________</w:t>
+      </w:r>
+    </w:p>
+    <w:p>
+      <w:r>
+        <w:t>________________________________________________________________</w:t>
+      </w:r>
+    </w:p>
+    <w:p>
+      <w:r>
+        <w:t>________________________________________________________________</w:t>
+      </w:r>
+    </w:p>
+    <w:p>
+      <w:r>
+        <w:t>________________________________________________________________</w:t>
+      </w:r>
+    </w:p>
+    <w:p>
+      <w:pPr>
+        <w:pStyle w:val="Heading1"/>
+      </w:pPr>
+      <w:r>
+        <w:t>12. Extra practice · Pictured case</w:t>
+      </w:r>
+    </w:p>
+    <w:p>
+      <w:r>
+        <w:t>Keep this task’s inputs,rule and response together.</w:t>
+      </w:r>
+    </w:p>
+    <w:p>
+      <w:pPr>
+        <w:pStyle w:val="Heading2"/>
+      </w:pPr>
+      <w:r>
+        <w:t>Complete task and evidence</w:t>
+      </w:r>
+    </w:p>
+    <w:p>
+      <w:pPr>
+        <w:pStyle w:val="ListBullet"/>
+      </w:pPr>
+      <w:r>
         <w:t>Separate rehearsal and live service. Staging rehearses a new answer version with fictional records; production serves approved school records.</w:t>
       </w:r>
     </w:p>
     <w:p>
       <w:pPr>
-        <w:spacing w:line="336" w:lineRule="auto" w:after="180"/>
-      </w:pPr>
-      <w:r>
-        <w:rPr>
-          <w:b w:val="0"/>
-        </w:rPr>
+        <w:pStyle w:val="ListBullet"/>
+      </w:pPr>
+      <w:r>
         <w:t>Staging card names trial room Z; production card names room A. Credentials and stores are separate.</w:t>
       </w:r>
     </w:p>
@@ -1316,26 +1207,10 @@
     </w:p>
     <w:p>
       <w:pPr>
-        <w:spacing w:line="336" w:lineRule="auto" w:after="180"/>
-        <w:shd w:fill="F5F1FB"/>
-      </w:pPr>
-      <w:r>
-        <w:rPr>
-          <w:b w:val="0"/>
-        </w:rPr>
-        <w:t xml:space="preserve">Identify the staging data and credential boundary. Why must the rehearsal stop if its credential reaches production even though the </w:t>
-      </w:r>
-      <w:r>
-        <w:rPr>
-          <w:b/>
-        </w:rPr>
-        <w:t>process</w:t>
-      </w:r>
-      <w:r>
-        <w:rPr>
-          <w:b w:val="0"/>
-        </w:rPr>
-        <w:t xml:space="preserve"> is labelled staging?</w:t>
+        <w:pStyle w:val="ListBullet"/>
+      </w:pPr>
+      <w:r>
+        <w:t>Identify the staging data and credential boundary. Why must the rehearsal stop if its credential reaches production even though the process is labelled staging?</w:t>
       </w:r>
     </w:p>
     <w:p>
@@ -1378,57 +1253,18 @@
     </w:p>
     <w:p>
       <w:pPr>
-        <w:pStyle w:val="Heading3"/>
-      </w:pPr>
-      <w:r>
-        <w:t>Record the help used</w:t>
-      </w:r>
-    </w:p>
-    <w:p>
-      <w:pPr>
-        <w:spacing w:line="336" w:lineRule="auto" w:after="180"/>
-        <w:shd w:fill="F1F6F8"/>
-      </w:pPr>
-      <w:r>
-        <w:rPr>
-          <w:b w:val="0"/>
-        </w:rPr>
-        <w:t xml:space="preserve">Support used: alone / hint / worked example. This record is practice </w:t>
-      </w:r>
-      <w:r>
-        <w:rPr>
-          <w:b/>
-        </w:rPr>
-        <w:t>evidence</w:t>
-      </w:r>
-      <w:r>
-        <w:rPr>
-          <w:b w:val="0"/>
-        </w:rPr>
-        <w:t>.</w:t>
-      </w:r>
-    </w:p>
-    <w:p>
-      <w:pPr>
-        <w:spacing w:line="336" w:lineRule="auto" w:after="180"/>
-      </w:pPr>
-      <w:r>
-        <w:rPr>
-          <w:b w:val="0"/>
-        </w:rPr>
-        <w:t xml:space="preserve">Project connection: For the Grounded Learning Service, retain an annotated trace and the changed-case result. Name the contract or </w:t>
-      </w:r>
-      <w:r>
-        <w:rPr>
-          <w:b/>
-        </w:rPr>
-        <w:t>evidence</w:t>
-      </w:r>
-      <w:r>
-        <w:rPr>
-          <w:b w:val="0"/>
-        </w:rPr>
-        <w:t xml:space="preserve"> that makes the deciding step valid, so another team can review it.</w:t>
+        <w:pStyle w:val="ListBullet"/>
+      </w:pPr>
+      <w:r>
+        <w:t>Support used: alone / hint / worked example. This record is practice evidence.</w:t>
+      </w:r>
+    </w:p>
+    <w:p>
+      <w:pPr>
+        <w:pStyle w:val="ListBullet"/>
+      </w:pPr>
+      <w:r>
+        <w:t>Project connection: For the Grounded Learning Service, retain an annotated trace and the changed-case result. Name the contract or evidence that makes the deciding step valid, so another team can review it.</w:t>
       </w:r>
     </w:p>
     <w:p>
@@ -1436,57 +1272,44 @@
         <w:pStyle w:val="Heading1"/>
       </w:pPr>
       <w:r>
-        <w:t>13. Project portfolio milestone</w:t>
-      </w:r>
-    </w:p>
-    <w:p>
-      <w:r>
-        <w:t>Keep this week’s input, deciding step, result and limit together in the Grounded Learning Service record.</w:t>
-      </w:r>
-    </w:p>
-    <w:p>
-      <w:pPr>
-        <w:spacing w:line="336" w:lineRule="auto" w:after="180"/>
-      </w:pPr>
-      <w:r>
-        <w:rPr>
-          <w:b w:val="0"/>
-        </w:rPr>
+        <w:t>13. Reference · Project milestone</w:t>
+      </w:r>
+    </w:p>
+    <w:p>
+      <w:r>
+        <w:t>Keep this task’s inputs,rule and response together.</w:t>
+      </w:r>
+    </w:p>
+    <w:p>
+      <w:pPr>
+        <w:pStyle w:val="Heading2"/>
+      </w:pPr>
+      <w:r>
+        <w:t>Complete task and evidence</w:t>
+      </w:r>
+    </w:p>
+    <w:p>
+      <w:pPr>
+        <w:pStyle w:val="ListBullet"/>
+      </w:pPr>
+      <w:r>
         <w:t>Project: Grounded Learning Service</w:t>
       </w:r>
     </w:p>
     <w:p>
       <w:pPr>
-        <w:spacing w:line="336" w:lineRule="auto" w:after="180"/>
-      </w:pPr>
-      <w:r>
-        <w:rPr>
-          <w:b w:val="0"/>
-        </w:rPr>
+        <w:pStyle w:val="ListBullet"/>
+      </w:pPr>
+      <w:r>
         <w:t>Current milestone: Evaluate and revise. Compare with your starting method, explain errors and record a justified revision.</w:t>
       </w:r>
     </w:p>
     <w:p>
       <w:pPr>
-        <w:spacing w:line="336" w:lineRule="auto" w:after="180"/>
-      </w:pPr>
-      <w:r>
-        <w:rPr>
-          <w:b w:val="0"/>
-        </w:rPr>
-        <w:t xml:space="preserve">For the Grounded Learning Service, retain an annotated trace and the changed-case result. Name the contract or </w:t>
-      </w:r>
-      <w:r>
-        <w:rPr>
-          <w:b/>
-        </w:rPr>
-        <w:t>evidence</w:t>
-      </w:r>
-      <w:r>
-        <w:rPr>
-          <w:b w:val="0"/>
-        </w:rPr>
-        <w:t xml:space="preserve"> that makes the deciding step valid, so another team can review it.</w:t>
+        <w:pStyle w:val="ListBullet"/>
+      </w:pPr>
+      <w:r>
+        <w:t>For the Grounded Learning Service, retain an annotated trace and the changed-case result. Name the contract or evidence that makes the deciding step valid, so another team can review it.</w:t>
       </w:r>
     </w:p>
     <w:tbl>
@@ -1643,12 +1466,480 @@
         <w:pStyle w:val="Heading1"/>
       </w:pPr>
       <w:r>
-        <w:t>14. Supported practice and learning evidence</w:t>
-      </w:r>
-    </w:p>
-    <w:p>
-      <w:r>
-        <w:t>Try the supported questions before comparing with hints and feedback. Record what you repaired and the evidence you retained.</w:t>
+        <w:t>14. Extra practice · Predict,check and repair</w:t>
+      </w:r>
+    </w:p>
+    <w:p>
+      <w:r>
+        <w:t>Keep supported feedback separate from the independent case.</w:t>
+      </w:r>
+    </w:p>
+    <w:p>
+      <w:pPr>
+        <w:pStyle w:val="Heading2"/>
+      </w:pPr>
+      <w:r>
+        <w:t>First supported question and optional hint</w:t>
+      </w:r>
+    </w:p>
+    <w:p>
+      <w:pPr>
+        <w:pStyle w:val="ListBullet"/>
+      </w:pPr>
+      <w:r>
+        <w:t>Separate rehearsal and live service. Staging rehearses a new answer version with fictional records; production serves approved school records.</w:t>
+      </w:r>
+    </w:p>
+    <w:p>
+      <w:pPr>
+        <w:pStyle w:val="Heading3"/>
+      </w:pPr>
+      <w:r>
+        <w:t>Practice 1: explain the deciding evidence</w:t>
+      </w:r>
+    </w:p>
+    <w:p>
+      <w:pPr>
+        <w:pStyle w:val="ListBullet"/>
+      </w:pPr>
+      <w:r>
+        <w:t>Which labelled step matches this detail? A passing rehearsal supports release review, not automatic promotion.</w:t>
+      </w:r>
+    </w:p>
+    <w:p>
+      <w:pPr>
+        <w:pStyle w:val="ListBullet"/>
+      </w:pPr>
+      <w:r>
+        <w:t>1. Use staging data</w:t>
+      </w:r>
+    </w:p>
+    <w:p>
+      <w:pPr>
+        <w:pStyle w:val="ListBullet"/>
+      </w:pPr>
+      <w:r>
+        <w:t>2. Check actual connection</w:t>
+      </w:r>
+    </w:p>
+    <w:p>
+      <w:pPr>
+        <w:pStyle w:val="ListBullet"/>
+      </w:pPr>
+      <w:r>
+        <w:t>3. Review evidence</w:t>
+      </w:r>
+    </w:p>
+    <w:p>
+      <w:pPr>
+        <w:pStyle w:val="Heading3"/>
+      </w:pPr>
+      <w:r>
+        <w:t>My selected conclusion, deciding fact and explanation</w:t>
+      </w:r>
+    </w:p>
+    <w:p>
+      <w:r>
+        <w:t>________________________________________________________________</w:t>
+      </w:r>
+    </w:p>
+    <w:p>
+      <w:r>
+        <w:t>________________________________________________________________</w:t>
+      </w:r>
+    </w:p>
+    <w:p>
+      <w:r>
+        <w:t>________________________________________________________________</w:t>
+      </w:r>
+    </w:p>
+    <w:p>
+      <w:r>
+        <w:t>________________________________________________________________</w:t>
+      </w:r>
+    </w:p>
+    <w:p>
+      <w:r>
+        <w:t>________________________________________________________________</w:t>
+      </w:r>
+    </w:p>
+    <w:p>
+      <w:pPr>
+        <w:pStyle w:val="ListBullet"/>
+      </w:pPr>
+      <w:r>
+        <w:t>Hint if needed: Read the steps in the pictorial case. Match the supplied detail to the stage that performs or records it.</w:t>
+      </w:r>
+    </w:p>
+    <w:p>
+      <w:pPr>
+        <w:pStyle w:val="Heading2"/>
+      </w:pPr>
+      <w:r>
+        <w:t>Check after the first attempt · reference / check after trying</w:t>
+      </w:r>
+    </w:p>
+    <w:p>
+      <w:pPr>
+        <w:spacing w:line="336" w:lineRule="auto" w:after="180"/>
+      </w:pPr>
+      <w:r>
+        <w:rPr>
+          <w:b w:val="0"/>
+        </w:rPr>
+        <w:t xml:space="preserve">After your attempt, compare with the supported explanation: Review </w:t>
+      </w:r>
+      <w:r>
+        <w:rPr>
+          <w:b/>
+        </w:rPr>
+        <w:t>evidence</w:t>
+      </w:r>
+      <w:r>
+        <w:rPr>
+          <w:b w:val="0"/>
+        </w:rPr>
+        <w:t xml:space="preserve"> A passing rehearsal supports release review, not automatic promotion. An </w:t>
+      </w:r>
+      <w:r>
+        <w:rPr>
+          <w:b/>
+        </w:rPr>
+        <w:t>environment</w:t>
+      </w:r>
+      <w:r>
+        <w:rPr>
+          <w:b w:val="0"/>
+        </w:rPr>
+        <w:t xml:space="preserve"> includes code, configuration, permissions and data.</w:t>
+      </w:r>
+    </w:p>
+    <w:p>
+      <w:pPr>
+        <w:spacing w:line="336" w:lineRule="auto" w:after="180"/>
+      </w:pPr>
+      <w:r>
+        <w:rPr>
+          <w:b w:val="0"/>
+        </w:rPr>
+        <w:t>A staging label alone cannot create separation.</w:t>
+      </w:r>
+    </w:p>
+    <w:p>
+      <w:pPr>
+        <w:pStyle w:val="Heading2"/>
+      </w:pPr>
+      <w:r>
+        <w:t>Changed-case question and optional hint</w:t>
+      </w:r>
+    </w:p>
+    <w:p>
+      <w:pPr>
+        <w:pStyle w:val="Heading3"/>
+      </w:pPr>
+      <w:r>
+        <w:t>Practice 2: explain the deciding evidence</w:t>
+      </w:r>
+    </w:p>
+    <w:p>
+      <w:pPr>
+        <w:pStyle w:val="ListBullet"/>
+      </w:pPr>
+      <w:r>
+        <w:t>Changed-case practice: Point staging at the production credential. Which conclusion is supported by the supplied facts?</w:t>
+      </w:r>
+    </w:p>
+    <w:p>
+      <w:pPr>
+        <w:pStyle w:val="ListBullet"/>
+      </w:pPr>
+      <w:r>
+        <w:t>1. This one example guarantees correct results for every future input.</w:t>
+      </w:r>
+    </w:p>
+    <w:p>
+      <w:pPr>
+        <w:pStyle w:val="ListBullet"/>
+      </w:pPr>
+      <w:r>
+        <w:t>2. We can decide the result without examining the changed input or the procedure.</w:t>
+      </w:r>
+    </w:p>
+    <w:p>
+      <w:pPr>
+        <w:pStyle w:val="ListBullet"/>
+      </w:pPr>
+      <w:r>
+        <w:t>3. Stop the rehearsal because its separation boundary is breached.</w:t>
+      </w:r>
+    </w:p>
+    <w:p>
+      <w:pPr>
+        <w:pStyle w:val="Heading3"/>
+      </w:pPr>
+      <w:r>
+        <w:t>My selected conclusion, deciding fact and explanation</w:t>
+      </w:r>
+    </w:p>
+    <w:p>
+      <w:r>
+        <w:t>________________________________________________________________</w:t>
+      </w:r>
+    </w:p>
+    <w:p>
+      <w:r>
+        <w:t>________________________________________________________________</w:t>
+      </w:r>
+    </w:p>
+    <w:p>
+      <w:r>
+        <w:t>________________________________________________________________</w:t>
+      </w:r>
+    </w:p>
+    <w:p>
+      <w:r>
+        <w:t>________________________________________________________________</w:t>
+      </w:r>
+    </w:p>
+    <w:p>
+      <w:r>
+        <w:t>________________________________________________________________</w:t>
+      </w:r>
+    </w:p>
+    <w:p>
+      <w:pPr>
+        <w:pStyle w:val="ListBullet"/>
+      </w:pPr>
+      <w:r>
+        <w:t>Hint if needed: Use the changed condition and the deciding step in the pictorial trace. The answer must say what follows from those facts.</w:t>
+      </w:r>
+    </w:p>
+    <w:p>
+      <w:pPr>
+        <w:pStyle w:val="Heading2"/>
+      </w:pPr>
+      <w:r>
+        <w:t>Check after the changed attempt · reference / check after trying</w:t>
+      </w:r>
+    </w:p>
+    <w:p>
+      <w:pPr>
+        <w:spacing w:line="336" w:lineRule="auto" w:after="180"/>
+      </w:pPr>
+      <w:r>
+        <w:rPr>
+          <w:b w:val="0"/>
+        </w:rPr>
+        <w:t xml:space="preserve">After your attempt, compare with the supported explanation: Stop the rehearsal because its separation boundary is breached. Actual access matters more than the </w:t>
+      </w:r>
+      <w:r>
+        <w:rPr>
+          <w:b/>
+        </w:rPr>
+        <w:t>environment</w:t>
+      </w:r>
+      <w:r>
+        <w:rPr>
+          <w:b w:val="0"/>
+        </w:rPr>
+        <w:t xml:space="preserve"> label.</w:t>
+      </w:r>
+    </w:p>
+    <w:p>
+      <w:pPr>
+        <w:pStyle w:val="Heading2"/>
+      </w:pPr>
+      <w:r>
+        <w:t>Repair and retain the record</w:t>
+      </w:r>
+    </w:p>
+    <w:p>
+      <w:pPr>
+        <w:spacing w:line="336" w:lineRule="auto" w:after="180"/>
+      </w:pPr>
+      <w:r>
+        <w:rPr>
+          <w:b w:val="0"/>
+        </w:rPr>
+        <w:t xml:space="preserve">Review Queues and asynchronous work (ai-6/22). Goal: Explain the </w:t>
+      </w:r>
+      <w:r>
+        <w:rPr>
+          <w:b/>
+        </w:rPr>
+        <w:t>mechanism</w:t>
+      </w:r>
+      <w:r>
+        <w:rPr>
+          <w:b w:val="0"/>
+        </w:rPr>
+        <w:t xml:space="preserve"> and terminology of queues and asynchronous work. Short practice: Explain what the queued J12 submission response proves and what it does not.</w:t>
+      </w:r>
+    </w:p>
+    <w:p>
+      <w:pPr>
+        <w:spacing w:line="336" w:lineRule="auto" w:after="180"/>
+      </w:pPr>
+      <w:r>
+        <w:rPr>
+          <w:b w:val="0"/>
+        </w:rPr>
+        <w:t>Which event permits succeeded status, and what status is honest after a worker crash?. Return to this week and explain what you changed.</w:t>
+      </w:r>
+    </w:p>
+    <w:p>
+      <w:pPr>
+        <w:spacing w:line="336" w:lineRule="auto" w:after="180"/>
+      </w:pPr>
+      <w:r>
+        <w:rPr>
+          <w:b w:val="0"/>
+        </w:rPr>
+        <w:t xml:space="preserve">Review Data retention and deletion (ai-6/20). Goal: Explain the </w:t>
+      </w:r>
+      <w:r>
+        <w:rPr>
+          <w:b/>
+        </w:rPr>
+        <w:t>mechanism</w:t>
+      </w:r>
+      <w:r>
+        <w:rPr>
+          <w:b w:val="0"/>
+        </w:rPr>
+        <w:t xml:space="preserve"> and terminology of data retention and deletion. Short practice: Apply the seven-day boundary to T1 and T2.</w:t>
+      </w:r>
+    </w:p>
+    <w:p>
+      <w:pPr>
+        <w:spacing w:line="336" w:lineRule="auto" w:after="180"/>
+      </w:pPr>
+      <w:r>
+        <w:rPr>
+          <w:b w:val="0"/>
+        </w:rPr>
+        <w:t>How many T2 locations need verification, and may deletion be called complete if its backup remains?. Return to this week and explain what you changed.</w:t>
+      </w:r>
+    </w:p>
+    <w:p>
+      <w:pPr>
+        <w:spacing w:line="336" w:lineRule="auto" w:after="180"/>
+      </w:pPr>
+      <w:r>
+        <w:rPr>
+          <w:b w:val="0"/>
+        </w:rPr>
+        <w:t xml:space="preserve">Review External side effects and recovery (ai-6/17). Goal: Explain the </w:t>
+      </w:r>
+      <w:r>
+        <w:rPr>
+          <w:b/>
+        </w:rPr>
+        <w:t>mechanism</w:t>
+      </w:r>
+      <w:r>
+        <w:rPr>
+          <w:b w:val="0"/>
+        </w:rPr>
+        <w:t xml:space="preserve"> and terminology of external side effects and recovery. Short practice: Distinguish a missing printer acknowledgement from confirmed failure.</w:t>
+      </w:r>
+    </w:p>
+    <w:p>
+      <w:pPr>
+        <w:spacing w:line="336" w:lineRule="auto" w:after="180"/>
+      </w:pPr>
+      <w:r>
+        <w:rPr>
+          <w:b w:val="0"/>
+        </w:rPr>
+        <w:t xml:space="preserve">What should happen if J6 is complete, and what </w:t>
+      </w:r>
+      <w:r>
+        <w:rPr>
+          <w:b/>
+        </w:rPr>
+        <w:t>evidence</w:t>
+      </w:r>
+      <w:r>
+        <w:rPr>
+          <w:b w:val="0"/>
+        </w:rPr>
+        <w:t xml:space="preserve"> changes when J6 is reliably reported absent?. Return to this week and explain what you changed.</w:t>
+      </w:r>
+    </w:p>
+    <w:p>
+      <w:pPr>
+        <w:spacing w:line="336" w:lineRule="auto" w:after="180"/>
+      </w:pPr>
+      <w:r>
+        <w:rPr>
+          <w:b w:val="0"/>
+        </w:rPr>
+        <w:t xml:space="preserve">Use Download completed work in the hosted lesson to export your answers, reflections, practice feedback and code-run </w:t>
+      </w:r>
+      <w:r>
+        <w:rPr>
+          <w:b/>
+        </w:rPr>
+        <w:t>evidence</w:t>
+      </w:r>
+      <w:r>
+        <w:rPr>
+          <w:b w:val="0"/>
+        </w:rPr>
+        <w:t>. Open the HTML copy to read or print it.</w:t>
+      </w:r>
+    </w:p>
+    <w:p>
+      <w:pPr>
+        <w:spacing w:line="336" w:lineRule="auto" w:after="180"/>
+      </w:pPr>
+      <w:r>
+        <w:rPr>
+          <w:b w:val="0"/>
+        </w:rPr>
+        <w:t>Drafts stay in this browser when storage is available; clear drafts on a shared device.</w:t>
+      </w:r>
+    </w:p>
+    <w:p>
+      <w:pPr>
+        <w:pStyle w:val="Heading3"/>
+      </w:pPr>
+      <w:r>
+        <w:t>What I repaired, the evidence I kept and the next test</w:t>
+      </w:r>
+    </w:p>
+    <w:p>
+      <w:r>
+        <w:t>________________________________________________________________</w:t>
+      </w:r>
+    </w:p>
+    <w:p>
+      <w:r>
+        <w:t>________________________________________________________________</w:t>
+      </w:r>
+    </w:p>
+    <w:p>
+      <w:r>
+        <w:t>________________________________________________________________</w:t>
+      </w:r>
+    </w:p>
+    <w:p>
+      <w:r>
+        <w:t>________________________________________________________________</w:t>
+      </w:r>
+    </w:p>
+    <w:p>
+      <w:r>
+        <w:t>________________________________________________________________</w:t>
+      </w:r>
+    </w:p>
+    <w:p>
+      <w:pPr>
+        <w:pStyle w:val="Heading2"/>
+      </w:pPr>
+      <w:r>
+        <w:t>Earlier wording, alternatives and picture transcripts · reference / check after trying</w:t>
       </w:r>
     </w:p>
     <w:p>
@@ -1664,74 +1955,10 @@
     </w:p>
     <w:p>
       <w:pPr>
-        <w:spacing w:line="336" w:lineRule="auto" w:after="180"/>
-      </w:pPr>
-      <w:r>
-        <w:rPr>
-          <w:b w:val="0"/>
-        </w:rPr>
-        <w:t>Separate rehearsal and live service. Staging rehearses a new answer version with fictional records; production serves approved school records.</w:t>
-      </w:r>
-    </w:p>
-    <w:p>
-      <w:pPr>
         <w:pStyle w:val="Heading3"/>
       </w:pPr>
       <w:r>
-        <w:t>Practice 1: explain the deciding evidence</w:t>
-      </w:r>
-    </w:p>
-    <w:p>
-      <w:pPr>
-        <w:spacing w:line="336" w:lineRule="auto" w:after="180"/>
-      </w:pPr>
-      <w:r>
-        <w:rPr>
-          <w:b w:val="0"/>
-        </w:rPr>
-        <w:t>Which labelled step matches this detail? A passing rehearsal supports release review, not automatic promotion.</w:t>
-      </w:r>
-    </w:p>
-    <w:p>
-      <w:pPr>
-        <w:spacing w:line="336" w:lineRule="auto" w:after="180"/>
-        <w:shd w:fill="F4F9FC"/>
-      </w:pPr>
-      <w:r>
-        <w:rPr>
-          <w:b w:val="0"/>
-        </w:rPr>
-        <w:t>1. Use staging data</w:t>
-      </w:r>
-    </w:p>
-    <w:p>
-      <w:pPr>
-        <w:spacing w:line="336" w:lineRule="auto" w:after="180"/>
-        <w:shd w:fill="F4F9FC"/>
-      </w:pPr>
-      <w:r>
-        <w:rPr>
-          <w:b w:val="0"/>
-        </w:rPr>
-        <w:t>2. Check actual connection</w:t>
-      </w:r>
-    </w:p>
-    <w:p>
-      <w:pPr>
-        <w:spacing w:line="336" w:lineRule="auto" w:after="180"/>
-        <w:shd w:fill="F4F9FC"/>
-      </w:pPr>
-      <w:r>
-        <w:rPr>
-          <w:b w:val="0"/>
-        </w:rPr>
-        <w:t xml:space="preserve">3. Review </w:t>
-      </w:r>
-      <w:r>
-        <w:rPr>
-          <w:b/>
-        </w:rPr>
-        <w:t>evidence</w:t>
+        <w:t>Repair a missing building block</w:t>
       </w:r>
     </w:p>
     <w:p>
@@ -1739,496 +1966,25 @@
         <w:pStyle w:val="Heading3"/>
       </w:pPr>
       <w:r>
-        <w:t>My selected conclusion, deciding fact and explanation</w:t>
-      </w:r>
-    </w:p>
-    <w:p>
-      <w:r>
-        <w:t>________________________________________________________________</w:t>
-      </w:r>
-    </w:p>
-    <w:p>
-      <w:r>
-        <w:t>________________________________________________________________</w:t>
-      </w:r>
-    </w:p>
-    <w:p>
-      <w:r>
-        <w:t>________________________________________________________________</w:t>
-      </w:r>
-    </w:p>
-    <w:p>
-      <w:r>
-        <w:t>________________________________________________________________</w:t>
-      </w:r>
-    </w:p>
-    <w:p>
-      <w:r>
-        <w:t>________________________________________________________________</w:t>
-      </w:r>
-    </w:p>
-    <w:p>
-      <w:pPr>
-        <w:pStyle w:val="Heading3"/>
-      </w:pPr>
-      <w:r>
-        <w:t>Hint · try first</w:t>
-      </w:r>
-    </w:p>
-    <w:p>
-      <w:pPr>
-        <w:spacing w:line="336" w:lineRule="auto" w:after="180"/>
-        <w:shd w:fill="F1F6F8"/>
-      </w:pPr>
-      <w:r>
-        <w:rPr>
-          <w:b w:val="0"/>
-        </w:rPr>
-        <w:t>Hint if needed: Read the steps in the pictorial case. Match the supplied detail to the stage that performs or records it.</w:t>
-      </w:r>
-    </w:p>
-    <w:p>
-      <w:pPr>
-        <w:pStyle w:val="Heading3"/>
-      </w:pPr>
-      <w:r>
-        <w:t>Feedback · compare after trying</w:t>
-      </w:r>
-    </w:p>
-    <w:p>
-      <w:pPr>
-        <w:spacing w:line="336" w:lineRule="auto" w:after="180"/>
-        <w:shd w:fill="F1F6FC"/>
-      </w:pPr>
-      <w:r>
-        <w:rPr>
-          <w:b w:val="0"/>
-        </w:rPr>
-        <w:t xml:space="preserve">After your attempt, compare with the supported explanation: Review </w:t>
-      </w:r>
-      <w:r>
-        <w:rPr>
-          <w:b/>
-        </w:rPr>
-        <w:t>evidence</w:t>
-      </w:r>
-      <w:r>
-        <w:rPr>
-          <w:b w:val="0"/>
-        </w:rPr>
-        <w:t xml:space="preserve"> A passing rehearsal supports release review, not automatic promotion. An </w:t>
-      </w:r>
-      <w:r>
-        <w:rPr>
-          <w:b/>
-        </w:rPr>
-        <w:t>environment</w:t>
-      </w:r>
-      <w:r>
-        <w:rPr>
-          <w:b w:val="0"/>
-        </w:rPr>
-        <w:t xml:space="preserve"> includes code, configuration, permissions and data.</w:t>
-      </w:r>
-    </w:p>
-    <w:p>
-      <w:pPr>
-        <w:spacing w:line="336" w:lineRule="auto" w:after="180"/>
-        <w:shd w:fill="F1F6FC"/>
-      </w:pPr>
-      <w:r>
-        <w:rPr>
-          <w:b w:val="0"/>
-        </w:rPr>
-        <w:t>A staging label alone cannot create separation.</w:t>
-      </w:r>
-    </w:p>
-    <w:p>
-      <w:pPr>
-        <w:pStyle w:val="Heading3"/>
-      </w:pPr>
-      <w:r>
-        <w:t>Practice 2: explain the deciding evidence</w:t>
-      </w:r>
-    </w:p>
-    <w:p>
-      <w:pPr>
-        <w:pStyle w:val="Heading3"/>
-      </w:pPr>
-      <w:r>
-        <w:t>Changed case · predict first</w:t>
-      </w:r>
-    </w:p>
-    <w:p>
-      <w:pPr>
-        <w:spacing w:line="336" w:lineRule="auto" w:after="180"/>
-        <w:shd w:fill="F5F1FB"/>
-      </w:pPr>
-      <w:r>
-        <w:rPr>
-          <w:b w:val="0"/>
-        </w:rPr>
-        <w:t>Changed-case practice: Point staging at the production credential. Which conclusion is supported by the supplied facts?</w:t>
-      </w:r>
-    </w:p>
-    <w:p>
-      <w:pPr>
-        <w:spacing w:line="336" w:lineRule="auto" w:after="180"/>
-        <w:shd w:fill="F4F9FC"/>
-      </w:pPr>
-      <w:r>
-        <w:rPr>
-          <w:b w:val="0"/>
-        </w:rPr>
-        <w:t xml:space="preserve">1. This one example guarantees correct results for every future </w:t>
-      </w:r>
-      <w:r>
-        <w:rPr>
-          <w:b/>
-        </w:rPr>
-        <w:t>input</w:t>
-      </w:r>
-      <w:r>
-        <w:rPr>
-          <w:b w:val="0"/>
-        </w:rPr>
-        <w:t>.</w:t>
-      </w:r>
-    </w:p>
-    <w:p>
-      <w:pPr>
-        <w:spacing w:line="336" w:lineRule="auto" w:after="180"/>
-        <w:shd w:fill="F4F9FC"/>
-      </w:pPr>
-      <w:r>
-        <w:rPr>
-          <w:b w:val="0"/>
-        </w:rPr>
-        <w:t xml:space="preserve">2. We can decide the result without examining the changed </w:t>
-      </w:r>
-      <w:r>
-        <w:rPr>
-          <w:b/>
-        </w:rPr>
-        <w:t>input</w:t>
-      </w:r>
-      <w:r>
-        <w:rPr>
-          <w:b w:val="0"/>
-        </w:rPr>
-        <w:t xml:space="preserve"> or the procedure.</w:t>
-      </w:r>
-    </w:p>
-    <w:p>
-      <w:pPr>
-        <w:spacing w:line="336" w:lineRule="auto" w:after="180"/>
-        <w:shd w:fill="F4F9FC"/>
-      </w:pPr>
-      <w:r>
-        <w:rPr>
-          <w:b w:val="0"/>
-        </w:rPr>
-        <w:t>3. Stop the rehearsal because its separation boundary is breached.</w:t>
-      </w:r>
-    </w:p>
-    <w:p>
-      <w:pPr>
-        <w:pStyle w:val="Heading3"/>
-      </w:pPr>
-      <w:r>
-        <w:t>My selected conclusion, deciding fact and explanation</w:t>
-      </w:r>
-    </w:p>
-    <w:p>
-      <w:r>
-        <w:t>________________________________________________________________</w:t>
-      </w:r>
-    </w:p>
-    <w:p>
-      <w:r>
-        <w:t>________________________________________________________________</w:t>
-      </w:r>
-    </w:p>
-    <w:p>
-      <w:r>
-        <w:t>________________________________________________________________</w:t>
-      </w:r>
-    </w:p>
-    <w:p>
-      <w:r>
-        <w:t>________________________________________________________________</w:t>
-      </w:r>
-    </w:p>
-    <w:p>
-      <w:r>
-        <w:t>________________________________________________________________</w:t>
-      </w:r>
-    </w:p>
-    <w:p>
-      <w:pPr>
-        <w:pStyle w:val="Heading3"/>
-      </w:pPr>
-      <w:r>
-        <w:t>Hint · try first</w:t>
-      </w:r>
-    </w:p>
-    <w:p>
-      <w:pPr>
-        <w:spacing w:line="336" w:lineRule="auto" w:after="180"/>
-        <w:shd w:fill="F1F6F8"/>
-      </w:pPr>
-      <w:r>
-        <w:rPr>
-          <w:b w:val="0"/>
-        </w:rPr>
-        <w:t>Hint if needed: Use the changed condition and the deciding step in the pictorial trace. The answer must say what follows from those facts.</w:t>
-      </w:r>
-    </w:p>
-    <w:p>
-      <w:pPr>
-        <w:pStyle w:val="Heading3"/>
-      </w:pPr>
-      <w:r>
-        <w:t>Feedback · compare after trying</w:t>
-      </w:r>
-    </w:p>
-    <w:p>
-      <w:pPr>
-        <w:spacing w:line="336" w:lineRule="auto" w:after="180"/>
-        <w:shd w:fill="F1F6FC"/>
-      </w:pPr>
-      <w:r>
-        <w:rPr>
-          <w:b w:val="0"/>
-        </w:rPr>
-        <w:t xml:space="preserve">After your attempt, compare with the supported explanation: Stop the rehearsal because its separation boundary is breached. Actual access matters more than the </w:t>
-      </w:r>
-      <w:r>
-        <w:rPr>
-          <w:b/>
-        </w:rPr>
-        <w:t>environment</w:t>
-      </w:r>
-      <w:r>
-        <w:rPr>
-          <w:b w:val="0"/>
-        </w:rPr>
-        <w:t xml:space="preserve"> label.</w:t>
-      </w:r>
-    </w:p>
-    <w:p>
-      <w:pPr>
-        <w:pStyle w:val="Heading3"/>
-      </w:pPr>
-      <w:r>
-        <w:t>Repair a missing building block</w:t>
-      </w:r>
-    </w:p>
-    <w:p>
-      <w:pPr>
-        <w:spacing w:line="336" w:lineRule="auto" w:after="180"/>
-      </w:pPr>
-      <w:r>
-        <w:rPr>
-          <w:b w:val="0"/>
-        </w:rPr>
-        <w:t xml:space="preserve">Review Queues and asynchronous work (ai-6/22). Goal: Explain the </w:t>
-      </w:r>
-      <w:r>
-        <w:rPr>
-          <w:b/>
-        </w:rPr>
-        <w:t>mechanism</w:t>
-      </w:r>
-      <w:r>
-        <w:rPr>
-          <w:b w:val="0"/>
-        </w:rPr>
-        <w:t xml:space="preserve"> and terminology of queues and asynchronous work. Short practice: Explain what the queued J12 submission response proves and what it does not.</w:t>
-      </w:r>
-    </w:p>
-    <w:p>
-      <w:pPr>
-        <w:spacing w:line="336" w:lineRule="auto" w:after="180"/>
-      </w:pPr>
-      <w:r>
-        <w:rPr>
-          <w:b w:val="0"/>
-        </w:rPr>
-        <w:t>Which event permits succeeded status, and what status is honest after a worker crash?. Return to this week and explain what you changed.</w:t>
-      </w:r>
-    </w:p>
-    <w:p>
-      <w:pPr>
-        <w:spacing w:line="336" w:lineRule="auto" w:after="180"/>
-      </w:pPr>
-      <w:r>
-        <w:rPr>
-          <w:b w:val="0"/>
-        </w:rPr>
-        <w:t xml:space="preserve">Review Data retention and deletion (ai-6/20). Goal: Explain the </w:t>
-      </w:r>
-      <w:r>
-        <w:rPr>
-          <w:b/>
-        </w:rPr>
-        <w:t>mechanism</w:t>
-      </w:r>
-      <w:r>
-        <w:rPr>
-          <w:b w:val="0"/>
-        </w:rPr>
-        <w:t xml:space="preserve"> and terminology of data retention and deletion. Short practice: Apply the seven-day boundary to T1 and T2.</w:t>
-      </w:r>
-    </w:p>
-    <w:p>
-      <w:pPr>
-        <w:spacing w:line="336" w:lineRule="auto" w:after="180"/>
-      </w:pPr>
-      <w:r>
-        <w:rPr>
-          <w:b w:val="0"/>
-        </w:rPr>
-        <w:t>How many T2 locations need verification, and may deletion be called complete if its backup remains?. Return to this week and explain what you changed.</w:t>
-      </w:r>
-    </w:p>
-    <w:p>
-      <w:pPr>
-        <w:spacing w:line="336" w:lineRule="auto" w:after="180"/>
-      </w:pPr>
-      <w:r>
-        <w:rPr>
-          <w:b w:val="0"/>
-        </w:rPr>
-        <w:t xml:space="preserve">Review External side effects and recovery (ai-6/17). Goal: Explain the </w:t>
-      </w:r>
-      <w:r>
-        <w:rPr>
-          <w:b/>
-        </w:rPr>
-        <w:t>mechanism</w:t>
-      </w:r>
-      <w:r>
-        <w:rPr>
-          <w:b w:val="0"/>
-        </w:rPr>
-        <w:t xml:space="preserve"> and terminology of external side effects and recovery. Short practice: Distinguish a missing printer acknowledgement from confirmed failure.</w:t>
-      </w:r>
-    </w:p>
-    <w:p>
-      <w:pPr>
-        <w:spacing w:line="336" w:lineRule="auto" w:after="180"/>
-      </w:pPr>
-      <w:r>
-        <w:rPr>
-          <w:b w:val="0"/>
-        </w:rPr>
-        <w:t xml:space="preserve">What should happen if J6 is complete, and what </w:t>
-      </w:r>
-      <w:r>
-        <w:rPr>
-          <w:b/>
-        </w:rPr>
-        <w:t>evidence</w:t>
-      </w:r>
-      <w:r>
-        <w:rPr>
-          <w:b w:val="0"/>
-        </w:rPr>
-        <w:t xml:space="preserve"> changes when J6 is reliably reported absent?. Return to this week and explain what you changed.</w:t>
-      </w:r>
-    </w:p>
-    <w:p>
-      <w:pPr>
-        <w:pStyle w:val="Heading3"/>
-      </w:pPr>
-      <w:r>
         <w:t>Keep your completed work</w:t>
       </w:r>
     </w:p>
     <w:p>
       <w:pPr>
-        <w:spacing w:line="336" w:lineRule="auto" w:after="180"/>
-      </w:pPr>
-      <w:r>
-        <w:rPr>
-          <w:b w:val="0"/>
-        </w:rPr>
-        <w:t xml:space="preserve">Use Download completed work in the hosted lesson to export your answers, reflections, practice feedback and code-run </w:t>
-      </w:r>
-      <w:r>
-        <w:rPr>
-          <w:b/>
-        </w:rPr>
-        <w:t>evidence</w:t>
-      </w:r>
-      <w:r>
-        <w:rPr>
-          <w:b w:val="0"/>
-        </w:rPr>
-        <w:t>. Open the HTML copy to read or print it.</w:t>
-      </w:r>
-    </w:p>
-    <w:p>
-      <w:pPr>
-        <w:spacing w:line="336" w:lineRule="auto" w:after="180"/>
-      </w:pPr>
-      <w:r>
-        <w:rPr>
-          <w:b w:val="0"/>
-        </w:rPr>
-        <w:t>Drafts stay in this browser when storage is available; clear drafts on a shared device.</w:t>
-      </w:r>
-    </w:p>
-    <w:p>
-      <w:pPr>
-        <w:pStyle w:val="Heading3"/>
-      </w:pPr>
-      <w:r>
-        <w:t>What I repaired, the evidence I kept and the next test</w:t>
-      </w:r>
-    </w:p>
-    <w:p>
-      <w:r>
-        <w:t>________________________________________________________________</w:t>
-      </w:r>
-    </w:p>
-    <w:p>
-      <w:r>
-        <w:t>________________________________________________________________</w:t>
-      </w:r>
-    </w:p>
-    <w:p>
-      <w:r>
-        <w:t>________________________________________________________________</w:t>
-      </w:r>
-    </w:p>
-    <w:p>
-      <w:r>
-        <w:t>________________________________________________________________</w:t>
-      </w:r>
-    </w:p>
-    <w:p>
-      <w:r>
-        <w:t>________________________________________________________________</w:t>
-      </w:r>
-    </w:p>
-    <w:p>
-      <w:pPr>
         <w:pStyle w:val="Heading1"/>
       </w:pPr>
       <w:r>
-        <w:t>15. Visual concept journey</w:t>
-      </w:r>
-    </w:p>
-    <w:p>
-      <w:r>
-        <w:t>Explain each Deployment environments picture from its labels, then record a relevant limit.</w:t>
-      </w:r>
-    </w:p>
-    <w:p>
-      <w:pPr>
-        <w:pStyle w:val="Heading3"/>
+        <w:t>15. Reference · Six-picture response sheets</w:t>
+      </w:r>
+    </w:p>
+    <w:p>
+      <w:r>
+        <w:t>Choose the picture that helps explain the current step.</w:t>
+      </w:r>
+    </w:p>
+    <w:p>
+      <w:pPr>
+        <w:pStyle w:val="Heading2"/>
       </w:pPr>
       <w:r>
         <w:t>01. Deployment environments: the case</w:t>
@@ -2295,7 +2051,6 @@
     <w:p>
       <w:pPr>
         <w:spacing w:line="336" w:lineRule="auto" w:after="180"/>
-        <w:shd w:fill="F5F1FB"/>
       </w:pPr>
       <w:r>
         <w:rPr>
@@ -2334,7 +2089,7 @@
     </w:p>
     <w:p>
       <w:pPr>
-        <w:pStyle w:val="Heading3"/>
+        <w:pStyle w:val="Heading2"/>
       </w:pPr>
       <w:r>
         <w:t>02. Follow the deciding steps</w:t>
@@ -2402,7 +2157,6 @@
     <w:p>
       <w:pPr>
         <w:spacing w:line="336" w:lineRule="auto" w:after="180"/>
-        <w:shd w:fill="F5F1FB"/>
       </w:pPr>
       <w:r>
         <w:rPr>
@@ -2453,7 +2207,7 @@
     </w:p>
     <w:p>
       <w:pPr>
-        <w:pStyle w:val="Heading3"/>
+        <w:pStyle w:val="Heading2"/>
       </w:pPr>
       <w:r>
         <w:t>03. Deployment environments — evidence trace</w:t>
@@ -2568,7 +2322,6 @@
     <w:p>
       <w:pPr>
         <w:spacing w:line="336" w:lineRule="auto" w:after="180"/>
-        <w:shd w:fill="F5F1FB"/>
       </w:pPr>
       <w:r>
         <w:rPr>
@@ -2607,7 +2360,7 @@
     </w:p>
     <w:p>
       <w:pPr>
-        <w:pStyle w:val="Heading3"/>
+        <w:pStyle w:val="Heading2"/>
       </w:pPr>
       <w:r>
         <w:t>04. Change one thing. Trace what follows.</w:t>
@@ -2686,7 +2439,6 @@
     <w:p>
       <w:pPr>
         <w:spacing w:line="336" w:lineRule="auto" w:after="180"/>
-        <w:shd w:fill="F5F1FB"/>
       </w:pPr>
       <w:r>
         <w:rPr>
@@ -2725,7 +2477,7 @@
     </w:p>
     <w:p>
       <w:pPr>
-        <w:pStyle w:val="Heading3"/>
+        <w:pStyle w:val="Heading2"/>
       </w:pPr>
       <w:r>
         <w:t>05. Connect the explanation to its limit</w:t>
@@ -2804,7 +2556,6 @@
     <w:p>
       <w:pPr>
         <w:spacing w:line="336" w:lineRule="auto" w:after="180"/>
-        <w:shd w:fill="F5F1FB"/>
       </w:pPr>
       <w:r>
         <w:rPr>
@@ -2843,7 +2594,7 @@
     </w:p>
     <w:p>
       <w:pPr>
-        <w:pStyle w:val="Heading3"/>
+        <w:pStyle w:val="Heading2"/>
       </w:pPr>
       <w:r>
         <w:t>06. Make the idea visible in your project</w:t>
@@ -2957,7 +2708,6 @@
     <w:p>
       <w:pPr>
         <w:spacing w:line="336" w:lineRule="auto" w:after="180"/>
-        <w:shd w:fill="F5F1FB"/>
       </w:pPr>
       <w:r>
         <w:rPr>
@@ -3004,6 +2754,62 @@
     <w:p>
       <w:r>
         <w:t>________________________________________________________________</w:t>
+      </w:r>
+    </w:p>
+    <w:p>
+      <w:pPr>
+        <w:pStyle w:val="Heading2"/>
+      </w:pPr>
+      <w:r>
+        <w:t>Earlier wording, alternatives and picture transcripts · reference / check after trying</w:t>
+      </w:r>
+    </w:p>
+    <w:p>
+      <w:pPr>
+        <w:pStyle w:val="Heading3"/>
+      </w:pPr>
+      <w:r>
+        <w:t>01. Deployment environments: the case</w:t>
+      </w:r>
+    </w:p>
+    <w:p>
+      <w:pPr>
+        <w:pStyle w:val="Heading3"/>
+      </w:pPr>
+      <w:r>
+        <w:t>02. Follow the deciding steps</w:t>
+      </w:r>
+    </w:p>
+    <w:p>
+      <w:pPr>
+        <w:pStyle w:val="Heading3"/>
+      </w:pPr>
+      <w:r>
+        <w:t>03. Deployment environments — evidence trace</w:t>
+      </w:r>
+    </w:p>
+    <w:p>
+      <w:pPr>
+        <w:pStyle w:val="Heading3"/>
+      </w:pPr>
+      <w:r>
+        <w:t>04. Change one thing. Trace what follows.</w:t>
+      </w:r>
+    </w:p>
+    <w:p>
+      <w:pPr>
+        <w:pStyle w:val="Heading3"/>
+      </w:pPr>
+      <w:r>
+        <w:t>05. Connect the explanation to its limit</w:t>
+      </w:r>
+    </w:p>
+    <w:p>
+      <w:pPr>
+        <w:pStyle w:val="Heading3"/>
+      </w:pPr>
+      <w:r>
+        <w:t>06. Make the idea visible in your project</w:t>
       </w:r>
     </w:p>
     <w:sectPr>
